--- a/BÀI KIỂM TRA ĐẦU GIỜ.docx
+++ b/BÀI KIỂM TRA ĐẦU GIỜ.docx
@@ -19,30 +19,12 @@
     </w:p>
     <w:p>
       <w:r>
-        <w:t xml:space="preserve">1. Class </w:t>
+        <w:t>1. Class KhachHang</w:t>
       </w:r>
-      <w:proofErr w:type="spellStart"/>
-      <w:r>
-        <w:t>KhachHang</w:t>
-      </w:r>
-      <w:proofErr w:type="spellEnd"/>
     </w:p>
     <w:p>
-      <w:proofErr w:type="spellStart"/>
       <w:r>
-        <w:t>Thuộc</w:t>
-      </w:r>
-      <w:proofErr w:type="spellEnd"/>
-      <w:r>
-        <w:t xml:space="preserve"> </w:t>
-      </w:r>
-      <w:proofErr w:type="spellStart"/>
-      <w:r>
-        <w:t>tính</w:t>
-      </w:r>
-      <w:proofErr w:type="spellEnd"/>
-      <w:r>
-        <w:t>:</w:t>
+        <w:t>Thuộc tính:</w:t>
       </w:r>
     </w:p>
     <w:p>
@@ -52,11 +34,9 @@
           <w:numId w:val="32"/>
         </w:numPr>
       </w:pPr>
-      <w:proofErr w:type="spellStart"/>
       <w:r>
         <w:t>maKhachHang</w:t>
       </w:r>
-      <w:proofErr w:type="spellEnd"/>
     </w:p>
     <w:p>
       <w:pPr>
@@ -65,38 +45,18 @@
           <w:numId w:val="32"/>
         </w:numPr>
       </w:pPr>
-      <w:proofErr w:type="spellStart"/>
       <w:r>
         <w:t>tenKhachHang</w:t>
       </w:r>
-      <w:proofErr w:type="spellEnd"/>
     </w:p>
     <w:p>
       <w:r>
-        <w:t xml:space="preserve">2. Class </w:t>
+        <w:t>2. Class KyThuatVien</w:t>
       </w:r>
-      <w:proofErr w:type="spellStart"/>
-      <w:r>
-        <w:t>KyThuatVien</w:t>
-      </w:r>
-      <w:proofErr w:type="spellEnd"/>
     </w:p>
     <w:p>
-      <w:proofErr w:type="spellStart"/>
       <w:r>
-        <w:t>Thuộc</w:t>
-      </w:r>
-      <w:proofErr w:type="spellEnd"/>
-      <w:r>
-        <w:t xml:space="preserve"> </w:t>
-      </w:r>
-      <w:proofErr w:type="spellStart"/>
-      <w:r>
-        <w:t>tính</w:t>
-      </w:r>
-      <w:proofErr w:type="spellEnd"/>
-      <w:r>
-        <w:t>:</w:t>
+        <w:t>Thuộc tính:</w:t>
       </w:r>
     </w:p>
     <w:p>
@@ -106,11 +66,9 @@
           <w:numId w:val="33"/>
         </w:numPr>
       </w:pPr>
-      <w:proofErr w:type="spellStart"/>
       <w:r>
         <w:t>maKyThuatVien</w:t>
       </w:r>
-      <w:proofErr w:type="spellEnd"/>
     </w:p>
     <w:p>
       <w:pPr>
@@ -119,38 +77,18 @@
           <w:numId w:val="33"/>
         </w:numPr>
       </w:pPr>
-      <w:proofErr w:type="spellStart"/>
       <w:r>
         <w:t>tenKyThuatVien</w:t>
       </w:r>
-      <w:proofErr w:type="spellEnd"/>
     </w:p>
     <w:p>
       <w:r>
-        <w:t xml:space="preserve">3. Class </w:t>
+        <w:t>3. Class LichHen</w:t>
       </w:r>
-      <w:proofErr w:type="spellStart"/>
-      <w:r>
-        <w:t>LichHen</w:t>
-      </w:r>
-      <w:proofErr w:type="spellEnd"/>
     </w:p>
     <w:p>
-      <w:proofErr w:type="spellStart"/>
       <w:r>
-        <w:t>Thuộc</w:t>
-      </w:r>
-      <w:proofErr w:type="spellEnd"/>
-      <w:r>
-        <w:t xml:space="preserve"> </w:t>
-      </w:r>
-      <w:proofErr w:type="spellStart"/>
-      <w:r>
-        <w:t>tính</w:t>
-      </w:r>
-      <w:proofErr w:type="spellEnd"/>
-      <w:r>
-        <w:t>:</w:t>
+        <w:t>Thuộc tính:</w:t>
       </w:r>
     </w:p>
     <w:p>
@@ -160,11 +98,9 @@
           <w:numId w:val="34"/>
         </w:numPr>
       </w:pPr>
-      <w:proofErr w:type="spellStart"/>
       <w:r>
         <w:t>maLichHen</w:t>
       </w:r>
-      <w:proofErr w:type="spellEnd"/>
     </w:p>
     <w:p>
       <w:pPr>
@@ -173,11 +109,9 @@
           <w:numId w:val="34"/>
         </w:numPr>
       </w:pPr>
-      <w:proofErr w:type="spellStart"/>
       <w:r>
         <w:t>khungGio</w:t>
       </w:r>
-      <w:proofErr w:type="spellEnd"/>
     </w:p>
     <w:p>
       <w:pPr>
@@ -186,39 +120,13 @@
           <w:numId w:val="34"/>
         </w:numPr>
       </w:pPr>
-      <w:proofErr w:type="spellStart"/>
       <w:r>
         <w:t>ngayHen</w:t>
       </w:r>
-      <w:proofErr w:type="spellEnd"/>
     </w:p>
     <w:p>
       <w:r>
-        <w:t xml:space="preserve">Quan </w:t>
-      </w:r>
-      <w:proofErr w:type="spellStart"/>
-      <w:r>
-        <w:t>hệ</w:t>
-      </w:r>
-      <w:proofErr w:type="spellEnd"/>
-      <w:r>
-        <w:t xml:space="preserve"> </w:t>
-      </w:r>
-      <w:proofErr w:type="spellStart"/>
-      <w:r>
-        <w:t>giữa</w:t>
-      </w:r>
-      <w:proofErr w:type="spellEnd"/>
-      <w:r>
-        <w:t xml:space="preserve"> </w:t>
-      </w:r>
-      <w:proofErr w:type="spellStart"/>
-      <w:r>
-        <w:t>các</w:t>
-      </w:r>
-      <w:proofErr w:type="spellEnd"/>
-      <w:r>
-        <w:t xml:space="preserve"> Class</w:t>
+        <w:t>Quan hệ giữa các Class</w:t>
       </w:r>
     </w:p>
     <w:p>
@@ -228,117 +136,8 @@
           <w:numId w:val="35"/>
         </w:numPr>
       </w:pPr>
-      <w:proofErr w:type="spellStart"/>
       <w:r>
-        <w:t>Một</w:t>
-      </w:r>
-      <w:proofErr w:type="spellEnd"/>
-      <w:r>
-        <w:t xml:space="preserve"> </w:t>
-      </w:r>
-      <w:proofErr w:type="spellStart"/>
-      <w:r>
-        <w:t>KhachHang</w:t>
-      </w:r>
-      <w:proofErr w:type="spellEnd"/>
-      <w:r>
-        <w:t xml:space="preserve"> </w:t>
-      </w:r>
-      <w:proofErr w:type="spellStart"/>
-      <w:r>
-        <w:t>có</w:t>
-      </w:r>
-      <w:proofErr w:type="spellEnd"/>
-      <w:r>
-        <w:t xml:space="preserve"> </w:t>
-      </w:r>
-      <w:proofErr w:type="spellStart"/>
-      <w:r>
-        <w:t>thể</w:t>
-      </w:r>
-      <w:proofErr w:type="spellEnd"/>
-      <w:r>
-        <w:t xml:space="preserve"> </w:t>
-      </w:r>
-      <w:proofErr w:type="spellStart"/>
-      <w:r>
-        <w:t>đặt</w:t>
-      </w:r>
-      <w:proofErr w:type="spellEnd"/>
-      <w:r>
-        <w:t xml:space="preserve"> </w:t>
-      </w:r>
-      <w:proofErr w:type="spellStart"/>
-      <w:r>
-        <w:t>nhiều</w:t>
-      </w:r>
-      <w:proofErr w:type="spellEnd"/>
-      <w:r>
-        <w:t xml:space="preserve"> </w:t>
-      </w:r>
-      <w:proofErr w:type="spellStart"/>
-      <w:r>
-        <w:t>LichHen</w:t>
-      </w:r>
-      <w:proofErr w:type="spellEnd"/>
-      <w:r>
-        <w:t xml:space="preserve">, </w:t>
-      </w:r>
-      <w:proofErr w:type="spellStart"/>
-      <w:r>
-        <w:t>nhưng</w:t>
-      </w:r>
-      <w:proofErr w:type="spellEnd"/>
-      <w:r>
-        <w:t xml:space="preserve"> </w:t>
-      </w:r>
-      <w:proofErr w:type="spellStart"/>
-      <w:r>
-        <w:t>một</w:t>
-      </w:r>
-      <w:proofErr w:type="spellEnd"/>
-      <w:r>
-        <w:t xml:space="preserve"> </w:t>
-      </w:r>
-      <w:proofErr w:type="spellStart"/>
-      <w:r>
-        <w:t>LichHen</w:t>
-      </w:r>
-      <w:proofErr w:type="spellEnd"/>
-      <w:r>
-        <w:t xml:space="preserve"> </w:t>
-      </w:r>
-      <w:proofErr w:type="spellStart"/>
-      <w:r>
-        <w:t>chỉ</w:t>
-      </w:r>
-      <w:proofErr w:type="spellEnd"/>
-      <w:r>
-        <w:t xml:space="preserve"> </w:t>
-      </w:r>
-      <w:proofErr w:type="spellStart"/>
-      <w:r>
-        <w:t>thuộc</w:t>
-      </w:r>
-      <w:proofErr w:type="spellEnd"/>
-      <w:r>
-        <w:t xml:space="preserve"> </w:t>
-      </w:r>
-      <w:proofErr w:type="spellStart"/>
-      <w:r>
-        <w:t>một</w:t>
-      </w:r>
-      <w:proofErr w:type="spellEnd"/>
-      <w:r>
-        <w:t xml:space="preserve"> </w:t>
-      </w:r>
-      <w:proofErr w:type="spellStart"/>
-      <w:r>
-        <w:t>KhachHang</w:t>
-      </w:r>
-      <w:proofErr w:type="spellEnd"/>
-      <w:r>
-        <w:t>.</w:t>
+        <w:t>Một KhachHang có thể đặt nhiều LichHen, nhưng một LichHen chỉ thuộc một KhachHang.</w:t>
       </w:r>
     </w:p>
     <w:p>
@@ -348,133 +147,8 @@
           <w:numId w:val="35"/>
         </w:numPr>
       </w:pPr>
-      <w:proofErr w:type="spellStart"/>
       <w:r>
-        <w:t>Một</w:t>
-      </w:r>
-      <w:proofErr w:type="spellEnd"/>
-      <w:r>
-        <w:t xml:space="preserve"> </w:t>
-      </w:r>
-      <w:proofErr w:type="spellStart"/>
-      <w:r>
-        <w:t>KyThuatVien</w:t>
-      </w:r>
-      <w:proofErr w:type="spellEnd"/>
-      <w:r>
-        <w:t xml:space="preserve"> </w:t>
-      </w:r>
-      <w:proofErr w:type="spellStart"/>
-      <w:r>
-        <w:t>có</w:t>
-      </w:r>
-      <w:proofErr w:type="spellEnd"/>
-      <w:r>
-        <w:t xml:space="preserve"> </w:t>
-      </w:r>
-      <w:proofErr w:type="spellStart"/>
-      <w:r>
-        <w:t>thể</w:t>
-      </w:r>
-      <w:proofErr w:type="spellEnd"/>
-      <w:r>
-        <w:t xml:space="preserve"> </w:t>
-      </w:r>
-      <w:proofErr w:type="spellStart"/>
-      <w:r>
-        <w:t>được</w:t>
-      </w:r>
-      <w:proofErr w:type="spellEnd"/>
-      <w:r>
-        <w:t xml:space="preserve"> </w:t>
-      </w:r>
-      <w:proofErr w:type="spellStart"/>
-      <w:r>
-        <w:t>đặt</w:t>
-      </w:r>
-      <w:proofErr w:type="spellEnd"/>
-      <w:r>
-        <w:t xml:space="preserve"> </w:t>
-      </w:r>
-      <w:proofErr w:type="spellStart"/>
-      <w:r>
-        <w:t>nhiều</w:t>
-      </w:r>
-      <w:proofErr w:type="spellEnd"/>
-      <w:r>
-        <w:t xml:space="preserve"> </w:t>
-      </w:r>
-      <w:proofErr w:type="spellStart"/>
-      <w:r>
-        <w:t>LichHen</w:t>
-      </w:r>
-      <w:proofErr w:type="spellEnd"/>
-      <w:r>
-        <w:t xml:space="preserve">, </w:t>
-      </w:r>
-      <w:proofErr w:type="spellStart"/>
-      <w:r>
-        <w:t>nhưng</w:t>
-      </w:r>
-      <w:proofErr w:type="spellEnd"/>
-      <w:r>
-        <w:t xml:space="preserve"> </w:t>
-      </w:r>
-      <w:proofErr w:type="spellStart"/>
-      <w:r>
-        <w:t>một</w:t>
-      </w:r>
-      <w:proofErr w:type="spellEnd"/>
-      <w:r>
-        <w:t xml:space="preserve"> </w:t>
-      </w:r>
-      <w:proofErr w:type="spellStart"/>
-      <w:r>
-        <w:t>LichHen</w:t>
-      </w:r>
-      <w:proofErr w:type="spellEnd"/>
-      <w:r>
-        <w:t xml:space="preserve"> </w:t>
-      </w:r>
-      <w:proofErr w:type="spellStart"/>
-      <w:r>
-        <w:t>chỉ</w:t>
-      </w:r>
-      <w:proofErr w:type="spellEnd"/>
-      <w:r>
-        <w:t xml:space="preserve"> </w:t>
-      </w:r>
-      <w:proofErr w:type="spellStart"/>
-      <w:r>
-        <w:t>gắn</w:t>
-      </w:r>
-      <w:proofErr w:type="spellEnd"/>
-      <w:r>
-        <w:t xml:space="preserve"> </w:t>
-      </w:r>
-      <w:proofErr w:type="spellStart"/>
-      <w:r>
-        <w:t>với</w:t>
-      </w:r>
-      <w:proofErr w:type="spellEnd"/>
-      <w:r>
-        <w:t xml:space="preserve"> </w:t>
-      </w:r>
-      <w:proofErr w:type="spellStart"/>
-      <w:r>
-        <w:t>một</w:t>
-      </w:r>
-      <w:proofErr w:type="spellEnd"/>
-      <w:r>
-        <w:t xml:space="preserve"> </w:t>
-      </w:r>
-      <w:proofErr w:type="spellStart"/>
-      <w:r>
-        <w:t>KyThuatVien</w:t>
-      </w:r>
-      <w:proofErr w:type="spellEnd"/>
-      <w:r>
-        <w:t>.</w:t>
+        <w:t>Một KyThuatVien có thể được đặt nhiều LichHen, nhưng một LichHen chỉ gắn với một KyThuatVien.</w:t>
       </w:r>
     </w:p>
     <w:p>
@@ -489,27 +163,9 @@
           <w:numId w:val="36"/>
         </w:numPr>
       </w:pPr>
-      <w:proofErr w:type="spellStart"/>
       <w:r>
-        <w:t>KhachHang</w:t>
+        <w:t>KhachHang 1 — 0..* LichHen</w:t>
       </w:r>
-      <w:proofErr w:type="spellEnd"/>
-      <w:r>
-        <w:t xml:space="preserve"> 1 — </w:t>
-      </w:r>
-      <w:proofErr w:type="gramStart"/>
-      <w:r>
-        <w:t>0..</w:t>
-      </w:r>
-      <w:proofErr w:type="gramEnd"/>
-      <w:r>
-        <w:t xml:space="preserve">* </w:t>
-      </w:r>
-      <w:proofErr w:type="spellStart"/>
-      <w:r>
-        <w:t>LichHen</w:t>
-      </w:r>
-      <w:proofErr w:type="spellEnd"/>
     </w:p>
     <w:p>
       <w:pPr>
@@ -518,27 +174,9 @@
           <w:numId w:val="36"/>
         </w:numPr>
       </w:pPr>
-      <w:proofErr w:type="spellStart"/>
       <w:r>
-        <w:t>KyThuatVien</w:t>
+        <w:t>KyThuatVien 1 — 0..* LichHen</w:t>
       </w:r>
-      <w:proofErr w:type="spellEnd"/>
-      <w:r>
-        <w:t xml:space="preserve"> 1 — </w:t>
-      </w:r>
-      <w:proofErr w:type="gramStart"/>
-      <w:r>
-        <w:t>0..</w:t>
-      </w:r>
-      <w:proofErr w:type="gramEnd"/>
-      <w:r>
-        <w:t xml:space="preserve">* </w:t>
-      </w:r>
-      <w:proofErr w:type="spellStart"/>
-      <w:r>
-        <w:t>LichHen</w:t>
-      </w:r>
-      <w:proofErr w:type="spellEnd"/>
     </w:p>
     <w:p>
       <w:r>
@@ -606,109 +244,8 @@
           <w:numId w:val="37"/>
         </w:numPr>
       </w:pPr>
-      <w:proofErr w:type="spellStart"/>
       <w:r>
-        <w:t>Mã</w:t>
-      </w:r>
-      <w:proofErr w:type="spellEnd"/>
-      <w:r>
-        <w:t xml:space="preserve"> </w:t>
-      </w:r>
-      <w:proofErr w:type="spellStart"/>
-      <w:r>
-        <w:t>lịch</w:t>
-      </w:r>
-      <w:proofErr w:type="spellEnd"/>
-      <w:r>
-        <w:t xml:space="preserve"> </w:t>
-      </w:r>
-      <w:proofErr w:type="spellStart"/>
-      <w:r>
-        <w:t>hẹn</w:t>
-      </w:r>
-      <w:proofErr w:type="spellEnd"/>
-      <w:r>
-        <w:t xml:space="preserve"> </w:t>
-      </w:r>
-      <w:proofErr w:type="spellStart"/>
-      <w:r>
-        <w:t>không</w:t>
-      </w:r>
-      <w:proofErr w:type="spellEnd"/>
-      <w:r>
-        <w:t xml:space="preserve"> </w:t>
-      </w:r>
-      <w:proofErr w:type="spellStart"/>
-      <w:r>
-        <w:t>được</w:t>
-      </w:r>
-      <w:proofErr w:type="spellEnd"/>
-      <w:r>
-        <w:t xml:space="preserve"> </w:t>
-      </w:r>
-      <w:proofErr w:type="spellStart"/>
-      <w:r>
-        <w:t>trùng</w:t>
-      </w:r>
-      <w:proofErr w:type="spellEnd"/>
-      <w:r>
-        <w:t xml:space="preserve"> </w:t>
-      </w:r>
-      <w:proofErr w:type="spellStart"/>
-      <w:r>
-        <w:t>với</w:t>
-      </w:r>
-      <w:proofErr w:type="spellEnd"/>
-      <w:r>
-        <w:t xml:space="preserve"> </w:t>
-      </w:r>
-      <w:proofErr w:type="spellStart"/>
-      <w:r>
-        <w:t>mã</w:t>
-      </w:r>
-      <w:proofErr w:type="spellEnd"/>
-      <w:r>
-        <w:t xml:space="preserve"> </w:t>
-      </w:r>
-      <w:proofErr w:type="spellStart"/>
-      <w:r>
-        <w:t>lịch</w:t>
-      </w:r>
-      <w:proofErr w:type="spellEnd"/>
-      <w:r>
-        <w:t xml:space="preserve"> </w:t>
-      </w:r>
-      <w:proofErr w:type="spellStart"/>
-      <w:r>
-        <w:t>hẹn</w:t>
-      </w:r>
-      <w:proofErr w:type="spellEnd"/>
-      <w:r>
-        <w:t xml:space="preserve"> </w:t>
-      </w:r>
-      <w:proofErr w:type="spellStart"/>
-      <w:r>
-        <w:t>đã</w:t>
-      </w:r>
-      <w:proofErr w:type="spellEnd"/>
-      <w:r>
-        <w:t xml:space="preserve"> </w:t>
-      </w:r>
-      <w:proofErr w:type="spellStart"/>
-      <w:r>
-        <w:t>tồn</w:t>
-      </w:r>
-      <w:proofErr w:type="spellEnd"/>
-      <w:r>
-        <w:t xml:space="preserve"> </w:t>
-      </w:r>
-      <w:proofErr w:type="spellStart"/>
-      <w:r>
-        <w:t>tại</w:t>
-      </w:r>
-      <w:proofErr w:type="spellEnd"/>
-      <w:r>
-        <w:t>.</w:t>
+        <w:t>Mã lịch hẹn không được trùng với mã lịch hẹn đã tồn tại.</w:t>
       </w:r>
     </w:p>
     <w:p>
@@ -718,69 +255,8 @@
           <w:numId w:val="37"/>
         </w:numPr>
       </w:pPr>
-      <w:proofErr w:type="spellStart"/>
       <w:r>
-        <w:t>Giờ</w:t>
-      </w:r>
-      <w:proofErr w:type="spellEnd"/>
-      <w:r>
-        <w:t xml:space="preserve"> </w:t>
-      </w:r>
-      <w:proofErr w:type="spellStart"/>
-      <w:r>
-        <w:t>bắt</w:t>
-      </w:r>
-      <w:proofErr w:type="spellEnd"/>
-      <w:r>
-        <w:t xml:space="preserve"> </w:t>
-      </w:r>
-      <w:proofErr w:type="spellStart"/>
-      <w:r>
-        <w:t>đầu</w:t>
-      </w:r>
-      <w:proofErr w:type="spellEnd"/>
-      <w:r>
-        <w:t xml:space="preserve"> </w:t>
-      </w:r>
-      <w:proofErr w:type="spellStart"/>
-      <w:r>
-        <w:t>phải</w:t>
-      </w:r>
-      <w:proofErr w:type="spellEnd"/>
-      <w:r>
-        <w:t xml:space="preserve"> </w:t>
-      </w:r>
-      <w:proofErr w:type="spellStart"/>
-      <w:r>
-        <w:t>trước</w:t>
-      </w:r>
-      <w:proofErr w:type="spellEnd"/>
-      <w:r>
-        <w:t xml:space="preserve"> </w:t>
-      </w:r>
-      <w:proofErr w:type="spellStart"/>
-      <w:r>
-        <w:t>giờ</w:t>
-      </w:r>
-      <w:proofErr w:type="spellEnd"/>
-      <w:r>
-        <w:t xml:space="preserve"> </w:t>
-      </w:r>
-      <w:proofErr w:type="spellStart"/>
-      <w:r>
-        <w:t>kết</w:t>
-      </w:r>
-      <w:proofErr w:type="spellEnd"/>
-      <w:r>
-        <w:t xml:space="preserve"> </w:t>
-      </w:r>
-      <w:proofErr w:type="spellStart"/>
-      <w:r>
-        <w:t>thúc</w:t>
-      </w:r>
-      <w:proofErr w:type="spellEnd"/>
-      <w:r>
-        <w:t>.</w:t>
+        <w:t>Giờ bắt đầu phải trước giờ kết thúc.</w:t>
       </w:r>
     </w:p>
     <w:p>
@@ -790,125 +266,8 @@
           <w:numId w:val="37"/>
         </w:numPr>
       </w:pPr>
-      <w:proofErr w:type="spellStart"/>
       <w:r>
-        <w:t>Kỹ</w:t>
-      </w:r>
-      <w:proofErr w:type="spellEnd"/>
-      <w:r>
-        <w:t xml:space="preserve"> </w:t>
-      </w:r>
-      <w:proofErr w:type="spellStart"/>
-      <w:r>
-        <w:t>thuật</w:t>
-      </w:r>
-      <w:proofErr w:type="spellEnd"/>
-      <w:r>
-        <w:t xml:space="preserve"> </w:t>
-      </w:r>
-      <w:proofErr w:type="spellStart"/>
-      <w:r>
-        <w:t>viên</w:t>
-      </w:r>
-      <w:proofErr w:type="spellEnd"/>
-      <w:r>
-        <w:t xml:space="preserve"> </w:t>
-      </w:r>
-      <w:proofErr w:type="spellStart"/>
-      <w:r>
-        <w:t>không</w:t>
-      </w:r>
-      <w:proofErr w:type="spellEnd"/>
-      <w:r>
-        <w:t xml:space="preserve"> </w:t>
-      </w:r>
-      <w:proofErr w:type="spellStart"/>
-      <w:r>
-        <w:t>được</w:t>
-      </w:r>
-      <w:proofErr w:type="spellEnd"/>
-      <w:r>
-        <w:t xml:space="preserve"> </w:t>
-      </w:r>
-      <w:proofErr w:type="spellStart"/>
-      <w:r>
-        <w:t>có</w:t>
-      </w:r>
-      <w:proofErr w:type="spellEnd"/>
-      <w:r>
-        <w:t xml:space="preserve"> </w:t>
-      </w:r>
-      <w:proofErr w:type="spellStart"/>
-      <w:r>
-        <w:t>lịch</w:t>
-      </w:r>
-      <w:proofErr w:type="spellEnd"/>
-      <w:r>
-        <w:t xml:space="preserve"> </w:t>
-      </w:r>
-      <w:proofErr w:type="spellStart"/>
-      <w:r>
-        <w:t>hẹn</w:t>
-      </w:r>
-      <w:proofErr w:type="spellEnd"/>
-      <w:r>
-        <w:t xml:space="preserve"> </w:t>
-      </w:r>
-      <w:proofErr w:type="spellStart"/>
-      <w:r>
-        <w:t>trùng</w:t>
-      </w:r>
-      <w:proofErr w:type="spellEnd"/>
-      <w:r>
-        <w:t xml:space="preserve"> </w:t>
-      </w:r>
-      <w:proofErr w:type="spellStart"/>
-      <w:r>
-        <w:t>khung</w:t>
-      </w:r>
-      <w:proofErr w:type="spellEnd"/>
-      <w:r>
-        <w:t xml:space="preserve"> </w:t>
-      </w:r>
-      <w:proofErr w:type="spellStart"/>
-      <w:r>
-        <w:t>giờ</w:t>
-      </w:r>
-      <w:proofErr w:type="spellEnd"/>
-      <w:r>
-        <w:t xml:space="preserve"> </w:t>
-      </w:r>
-      <w:proofErr w:type="spellStart"/>
-      <w:r>
-        <w:t>với</w:t>
-      </w:r>
-      <w:proofErr w:type="spellEnd"/>
-      <w:r>
-        <w:t xml:space="preserve"> </w:t>
-      </w:r>
-      <w:proofErr w:type="spellStart"/>
-      <w:r>
-        <w:t>lịch</w:t>
-      </w:r>
-      <w:proofErr w:type="spellEnd"/>
-      <w:r>
-        <w:t xml:space="preserve"> </w:t>
-      </w:r>
-      <w:proofErr w:type="spellStart"/>
-      <w:r>
-        <w:t>hẹn</w:t>
-      </w:r>
-      <w:proofErr w:type="spellEnd"/>
-      <w:r>
-        <w:t xml:space="preserve"> </w:t>
-      </w:r>
-      <w:proofErr w:type="spellStart"/>
-      <w:r>
-        <w:t>mới</w:t>
-      </w:r>
-      <w:proofErr w:type="spellEnd"/>
-      <w:r>
-        <w:t>.</w:t>
+        <w:t>Kỹ thuật viên không được có lịch hẹn trùng khung giờ với lịch hẹn mới.</w:t>
       </w:r>
     </w:p>
     <w:p>
@@ -917,83 +276,9 @@
       </w:r>
     </w:p>
     <w:p>
-      <w:proofErr w:type="spellStart"/>
       <w:r>
-        <w:t>Hủy</w:t>
+        <w:t>Hủy lịch hẹn — Trường hợp mã lịch hẹn không tồn tại</w:t>
       </w:r>
-      <w:proofErr w:type="spellEnd"/>
-      <w:r>
-        <w:t xml:space="preserve"> </w:t>
-      </w:r>
-      <w:proofErr w:type="spellStart"/>
-      <w:r>
-        <w:t>lịch</w:t>
-      </w:r>
-      <w:proofErr w:type="spellEnd"/>
-      <w:r>
-        <w:t xml:space="preserve"> </w:t>
-      </w:r>
-      <w:proofErr w:type="spellStart"/>
-      <w:r>
-        <w:t>hẹn</w:t>
-      </w:r>
-      <w:proofErr w:type="spellEnd"/>
-      <w:r>
-        <w:t xml:space="preserve"> — Trường </w:t>
-      </w:r>
-      <w:proofErr w:type="spellStart"/>
-      <w:r>
-        <w:t>hợp</w:t>
-      </w:r>
-      <w:proofErr w:type="spellEnd"/>
-      <w:r>
-        <w:t xml:space="preserve"> </w:t>
-      </w:r>
-      <w:proofErr w:type="spellStart"/>
-      <w:r>
-        <w:t>mã</w:t>
-      </w:r>
-      <w:proofErr w:type="spellEnd"/>
-      <w:r>
-        <w:t xml:space="preserve"> </w:t>
-      </w:r>
-      <w:proofErr w:type="spellStart"/>
-      <w:r>
-        <w:t>lịch</w:t>
-      </w:r>
-      <w:proofErr w:type="spellEnd"/>
-      <w:r>
-        <w:t xml:space="preserve"> </w:t>
-      </w:r>
-      <w:proofErr w:type="spellStart"/>
-      <w:r>
-        <w:t>hẹn</w:t>
-      </w:r>
-      <w:proofErr w:type="spellEnd"/>
-      <w:r>
-        <w:t xml:space="preserve"> </w:t>
-      </w:r>
-      <w:proofErr w:type="spellStart"/>
-      <w:r>
-        <w:t>không</w:t>
-      </w:r>
-      <w:proofErr w:type="spellEnd"/>
-      <w:r>
-        <w:t xml:space="preserve"> </w:t>
-      </w:r>
-      <w:proofErr w:type="spellStart"/>
-      <w:r>
-        <w:t>tồn</w:t>
-      </w:r>
-      <w:proofErr w:type="spellEnd"/>
-      <w:r>
-        <w:t xml:space="preserve"> </w:t>
-      </w:r>
-      <w:proofErr w:type="spellStart"/>
-      <w:r>
-        <w:t>tại</w:t>
-      </w:r>
-      <w:proofErr w:type="spellEnd"/>
     </w:p>
     <w:p>
       <w:pPr>
@@ -1002,69 +287,8 @@
           <w:numId w:val="38"/>
         </w:numPr>
       </w:pPr>
-      <w:proofErr w:type="spellStart"/>
       <w:r>
-        <w:t>Khách</w:t>
-      </w:r>
-      <w:proofErr w:type="spellEnd"/>
-      <w:r>
-        <w:t xml:space="preserve"> </w:t>
-      </w:r>
-      <w:proofErr w:type="spellStart"/>
-      <w:r>
-        <w:t>hàng</w:t>
-      </w:r>
-      <w:proofErr w:type="spellEnd"/>
-      <w:r>
-        <w:t xml:space="preserve"> </w:t>
-      </w:r>
-      <w:proofErr w:type="spellStart"/>
-      <w:r>
-        <w:t>nhập</w:t>
-      </w:r>
-      <w:proofErr w:type="spellEnd"/>
-      <w:r>
-        <w:t xml:space="preserve"> </w:t>
-      </w:r>
-      <w:proofErr w:type="spellStart"/>
-      <w:r>
-        <w:t>mã</w:t>
-      </w:r>
-      <w:proofErr w:type="spellEnd"/>
-      <w:r>
-        <w:t xml:space="preserve"> </w:t>
-      </w:r>
-      <w:proofErr w:type="spellStart"/>
-      <w:r>
-        <w:t>lịch</w:t>
-      </w:r>
-      <w:proofErr w:type="spellEnd"/>
-      <w:r>
-        <w:t xml:space="preserve"> </w:t>
-      </w:r>
-      <w:proofErr w:type="spellStart"/>
-      <w:r>
-        <w:t>hẹn</w:t>
-      </w:r>
-      <w:proofErr w:type="spellEnd"/>
-      <w:r>
-        <w:t xml:space="preserve"> </w:t>
-      </w:r>
-      <w:proofErr w:type="spellStart"/>
-      <w:r>
-        <w:t>cần</w:t>
-      </w:r>
-      <w:proofErr w:type="spellEnd"/>
-      <w:r>
-        <w:t xml:space="preserve"> </w:t>
-      </w:r>
-      <w:proofErr w:type="spellStart"/>
-      <w:r>
-        <w:t>hủy</w:t>
-      </w:r>
-      <w:proofErr w:type="spellEnd"/>
-      <w:r>
-        <w:t>.</w:t>
+        <w:t>Khách hàng nhập mã lịch hẹn cần hủy.</w:t>
       </w:r>
     </w:p>
     <w:p>
@@ -1074,93 +298,8 @@
           <w:numId w:val="38"/>
         </w:numPr>
       </w:pPr>
-      <w:proofErr w:type="spellStart"/>
       <w:r>
-        <w:t>Hệ</w:t>
-      </w:r>
-      <w:proofErr w:type="spellEnd"/>
-      <w:r>
-        <w:t xml:space="preserve"> </w:t>
-      </w:r>
-      <w:proofErr w:type="spellStart"/>
-      <w:r>
-        <w:t>thống</w:t>
-      </w:r>
-      <w:proofErr w:type="spellEnd"/>
-      <w:r>
-        <w:t xml:space="preserve"> </w:t>
-      </w:r>
-      <w:proofErr w:type="spellStart"/>
-      <w:r>
-        <w:t>tìm</w:t>
-      </w:r>
-      <w:proofErr w:type="spellEnd"/>
-      <w:r>
-        <w:t xml:space="preserve"> </w:t>
-      </w:r>
-      <w:proofErr w:type="spellStart"/>
-      <w:r>
-        <w:t>kiếm</w:t>
-      </w:r>
-      <w:proofErr w:type="spellEnd"/>
-      <w:r>
-        <w:t xml:space="preserve"> </w:t>
-      </w:r>
-      <w:proofErr w:type="spellStart"/>
-      <w:r>
-        <w:t>lịch</w:t>
-      </w:r>
-      <w:proofErr w:type="spellEnd"/>
-      <w:r>
-        <w:t xml:space="preserve"> </w:t>
-      </w:r>
-      <w:proofErr w:type="spellStart"/>
-      <w:r>
-        <w:t>hẹn</w:t>
-      </w:r>
-      <w:proofErr w:type="spellEnd"/>
-      <w:r>
-        <w:t xml:space="preserve"> </w:t>
-      </w:r>
-      <w:proofErr w:type="spellStart"/>
-      <w:r>
-        <w:t>theo</w:t>
-      </w:r>
-      <w:proofErr w:type="spellEnd"/>
-      <w:r>
-        <w:t xml:space="preserve"> </w:t>
-      </w:r>
-      <w:proofErr w:type="spellStart"/>
-      <w:r>
-        <w:t>mã</w:t>
-      </w:r>
-      <w:proofErr w:type="spellEnd"/>
-      <w:r>
-        <w:t xml:space="preserve"> </w:t>
-      </w:r>
-      <w:proofErr w:type="spellStart"/>
-      <w:r>
-        <w:t>được</w:t>
-      </w:r>
-      <w:proofErr w:type="spellEnd"/>
-      <w:r>
-        <w:t xml:space="preserve"> </w:t>
-      </w:r>
-      <w:proofErr w:type="spellStart"/>
-      <w:r>
-        <w:t>cung</w:t>
-      </w:r>
-      <w:proofErr w:type="spellEnd"/>
-      <w:r>
-        <w:t xml:space="preserve"> </w:t>
-      </w:r>
-      <w:proofErr w:type="spellStart"/>
-      <w:r>
-        <w:t>cấp</w:t>
-      </w:r>
-      <w:proofErr w:type="spellEnd"/>
-      <w:r>
-        <w:t>.</w:t>
+        <w:t>Hệ thống tìm kiếm lịch hẹn theo mã được cung cấp.</w:t>
       </w:r>
     </w:p>
     <w:p>
@@ -1170,77 +309,8 @@
           <w:numId w:val="38"/>
         </w:numPr>
       </w:pPr>
-      <w:proofErr w:type="spellStart"/>
       <w:r>
-        <w:t>Hệ</w:t>
-      </w:r>
-      <w:proofErr w:type="spellEnd"/>
-      <w:r>
-        <w:t xml:space="preserve"> </w:t>
-      </w:r>
-      <w:proofErr w:type="spellStart"/>
-      <w:r>
-        <w:t>thống</w:t>
-      </w:r>
-      <w:proofErr w:type="spellEnd"/>
-      <w:r>
-        <w:t xml:space="preserve"> </w:t>
-      </w:r>
-      <w:proofErr w:type="spellStart"/>
-      <w:r>
-        <w:t>không</w:t>
-      </w:r>
-      <w:proofErr w:type="spellEnd"/>
-      <w:r>
-        <w:t xml:space="preserve"> </w:t>
-      </w:r>
-      <w:proofErr w:type="spellStart"/>
-      <w:r>
-        <w:t>tìm</w:t>
-      </w:r>
-      <w:proofErr w:type="spellEnd"/>
-      <w:r>
-        <w:t xml:space="preserve"> </w:t>
-      </w:r>
-      <w:proofErr w:type="spellStart"/>
-      <w:r>
-        <w:t>thấy</w:t>
-      </w:r>
-      <w:proofErr w:type="spellEnd"/>
-      <w:r>
-        <w:t xml:space="preserve"> </w:t>
-      </w:r>
-      <w:proofErr w:type="spellStart"/>
-      <w:r>
-        <w:t>lịch</w:t>
-      </w:r>
-      <w:proofErr w:type="spellEnd"/>
-      <w:r>
-        <w:t xml:space="preserve"> </w:t>
-      </w:r>
-      <w:proofErr w:type="spellStart"/>
-      <w:r>
-        <w:t>hẹn</w:t>
-      </w:r>
-      <w:proofErr w:type="spellEnd"/>
-      <w:r>
-        <w:t xml:space="preserve"> </w:t>
-      </w:r>
-      <w:proofErr w:type="spellStart"/>
-      <w:r>
-        <w:t>tương</w:t>
-      </w:r>
-      <w:proofErr w:type="spellEnd"/>
-      <w:r>
-        <w:t xml:space="preserve"> </w:t>
-      </w:r>
-      <w:proofErr w:type="spellStart"/>
-      <w:r>
-        <w:t>ứng</w:t>
-      </w:r>
-      <w:proofErr w:type="spellEnd"/>
-      <w:r>
-        <w:t>.</w:t>
+        <w:t>Hệ thống không tìm thấy lịch hẹn tương ứng.</w:t>
       </w:r>
     </w:p>
     <w:p>
@@ -1250,69 +320,8 @@
           <w:numId w:val="38"/>
         </w:numPr>
       </w:pPr>
-      <w:proofErr w:type="spellStart"/>
       <w:r>
-        <w:t>Hệ</w:t>
-      </w:r>
-      <w:proofErr w:type="spellEnd"/>
-      <w:r>
-        <w:t xml:space="preserve"> </w:t>
-      </w:r>
-      <w:proofErr w:type="spellStart"/>
-      <w:r>
-        <w:t>thống</w:t>
-      </w:r>
-      <w:proofErr w:type="spellEnd"/>
-      <w:r>
-        <w:t xml:space="preserve"> </w:t>
-      </w:r>
-      <w:proofErr w:type="spellStart"/>
-      <w:r>
-        <w:t>dừng</w:t>
-      </w:r>
-      <w:proofErr w:type="spellEnd"/>
-      <w:r>
-        <w:t xml:space="preserve"> </w:t>
-      </w:r>
-      <w:proofErr w:type="spellStart"/>
-      <w:r>
-        <w:t>quá</w:t>
-      </w:r>
-      <w:proofErr w:type="spellEnd"/>
-      <w:r>
-        <w:t xml:space="preserve"> </w:t>
-      </w:r>
-      <w:proofErr w:type="spellStart"/>
-      <w:r>
-        <w:t>trình</w:t>
-      </w:r>
-      <w:proofErr w:type="spellEnd"/>
-      <w:r>
-        <w:t xml:space="preserve"> </w:t>
-      </w:r>
-      <w:proofErr w:type="spellStart"/>
-      <w:r>
-        <w:t>hủy</w:t>
-      </w:r>
-      <w:proofErr w:type="spellEnd"/>
-      <w:r>
-        <w:t xml:space="preserve"> </w:t>
-      </w:r>
-      <w:proofErr w:type="spellStart"/>
-      <w:r>
-        <w:t>lịch</w:t>
-      </w:r>
-      <w:proofErr w:type="spellEnd"/>
-      <w:r>
-        <w:t xml:space="preserve"> </w:t>
-      </w:r>
-      <w:proofErr w:type="spellStart"/>
-      <w:r>
-        <w:t>hẹn</w:t>
-      </w:r>
-      <w:proofErr w:type="spellEnd"/>
-      <w:r>
-        <w:t>.</w:t>
+        <w:t>Hệ thống dừng quá trình hủy lịch hẹn.</w:t>
       </w:r>
     </w:p>
     <w:p>
@@ -1322,101 +331,8 @@
           <w:numId w:val="38"/>
         </w:numPr>
       </w:pPr>
-      <w:proofErr w:type="spellStart"/>
       <w:r>
-        <w:t>Hệ</w:t>
-      </w:r>
-      <w:proofErr w:type="spellEnd"/>
-      <w:r>
-        <w:t xml:space="preserve"> </w:t>
-      </w:r>
-      <w:proofErr w:type="spellStart"/>
-      <w:r>
-        <w:t>thống</w:t>
-      </w:r>
-      <w:proofErr w:type="spellEnd"/>
-      <w:r>
-        <w:t xml:space="preserve"> </w:t>
-      </w:r>
-      <w:proofErr w:type="spellStart"/>
-      <w:r>
-        <w:t>trả</w:t>
-      </w:r>
-      <w:proofErr w:type="spellEnd"/>
-      <w:r>
-        <w:t xml:space="preserve"> </w:t>
-      </w:r>
-      <w:proofErr w:type="spellStart"/>
-      <w:r>
-        <w:t>về</w:t>
-      </w:r>
-      <w:proofErr w:type="spellEnd"/>
-      <w:r>
-        <w:t xml:space="preserve"> </w:t>
-      </w:r>
-      <w:proofErr w:type="spellStart"/>
-      <w:r>
-        <w:t>thông</w:t>
-      </w:r>
-      <w:proofErr w:type="spellEnd"/>
-      <w:r>
-        <w:t xml:space="preserve"> </w:t>
-      </w:r>
-      <w:proofErr w:type="spellStart"/>
-      <w:r>
-        <w:t>báo</w:t>
-      </w:r>
-      <w:proofErr w:type="spellEnd"/>
-      <w:r>
-        <w:t xml:space="preserve"> </w:t>
-      </w:r>
-      <w:proofErr w:type="spellStart"/>
-      <w:r>
-        <w:t>lỗi</w:t>
-      </w:r>
-      <w:proofErr w:type="spellEnd"/>
-      <w:r>
-        <w:t xml:space="preserve"> "</w:t>
-      </w:r>
-      <w:proofErr w:type="spellStart"/>
-      <w:r>
-        <w:t>Không</w:t>
-      </w:r>
-      <w:proofErr w:type="spellEnd"/>
-      <w:r>
-        <w:t xml:space="preserve"> </w:t>
-      </w:r>
-      <w:proofErr w:type="spellStart"/>
-      <w:r>
-        <w:t>tìm</w:t>
-      </w:r>
-      <w:proofErr w:type="spellEnd"/>
-      <w:r>
-        <w:t xml:space="preserve"> </w:t>
-      </w:r>
-      <w:proofErr w:type="spellStart"/>
-      <w:r>
-        <w:t>thấy</w:t>
-      </w:r>
-      <w:proofErr w:type="spellEnd"/>
-      <w:r>
-        <w:t xml:space="preserve"> </w:t>
-      </w:r>
-      <w:proofErr w:type="spellStart"/>
-      <w:r>
-        <w:t>lịch</w:t>
-      </w:r>
-      <w:proofErr w:type="spellEnd"/>
-      <w:r>
-        <w:t xml:space="preserve"> </w:t>
-      </w:r>
-      <w:proofErr w:type="spellStart"/>
-      <w:r>
-        <w:t>hẹn</w:t>
-      </w:r>
-      <w:proofErr w:type="spellEnd"/>
-      <w:r>
-        <w:t>".</w:t>
+        <w:t>Hệ thống trả về thông báo lỗi "Không tìm thấy lịch hẹn".</w:t>
       </w:r>
     </w:p>
     <w:p>
@@ -1425,51 +341,9 @@
       </w:r>
     </w:p>
     <w:p>
-      <w:proofErr w:type="spellStart"/>
       <w:r>
-        <w:t>Ví</w:t>
+        <w:t>Ví dụ 1 — Đặt lịch thành công</w:t>
       </w:r>
-      <w:proofErr w:type="spellEnd"/>
-      <w:r>
-        <w:t xml:space="preserve"> </w:t>
-      </w:r>
-      <w:proofErr w:type="spellStart"/>
-      <w:r>
-        <w:t>dụ</w:t>
-      </w:r>
-      <w:proofErr w:type="spellEnd"/>
-      <w:r>
-        <w:t xml:space="preserve"> 1 — </w:t>
-      </w:r>
-      <w:proofErr w:type="spellStart"/>
-      <w:r>
-        <w:t>Đặt</w:t>
-      </w:r>
-      <w:proofErr w:type="spellEnd"/>
-      <w:r>
-        <w:t xml:space="preserve"> </w:t>
-      </w:r>
-      <w:proofErr w:type="spellStart"/>
-      <w:r>
-        <w:t>lịch</w:t>
-      </w:r>
-      <w:proofErr w:type="spellEnd"/>
-      <w:r>
-        <w:t xml:space="preserve"> </w:t>
-      </w:r>
-      <w:proofErr w:type="spellStart"/>
-      <w:r>
-        <w:t>thành</w:t>
-      </w:r>
-      <w:proofErr w:type="spellEnd"/>
-      <w:r>
-        <w:t xml:space="preserve"> </w:t>
-      </w:r>
-      <w:proofErr w:type="spellStart"/>
-      <w:r>
-        <w:t>công</w:t>
-      </w:r>
-      <w:proofErr w:type="spellEnd"/>
     </w:p>
     <w:p>
       <w:pPr>
@@ -1478,21 +352,8 @@
           <w:numId w:val="39"/>
         </w:numPr>
       </w:pPr>
-      <w:proofErr w:type="spellStart"/>
       <w:r>
-        <w:t>Trạng</w:t>
-      </w:r>
-      <w:proofErr w:type="spellEnd"/>
-      <w:r>
-        <w:t xml:space="preserve"> </w:t>
-      </w:r>
-      <w:proofErr w:type="spellStart"/>
-      <w:r>
-        <w:t>thái</w:t>
-      </w:r>
-      <w:proofErr w:type="spellEnd"/>
-      <w:r>
-        <w:t>: THÀNH CÔNG</w:t>
+        <w:t>Trạng thái: THÀNH CÔNG</w:t>
       </w:r>
     </w:p>
     <w:p>
@@ -1502,61 +363,8 @@
           <w:numId w:val="39"/>
         </w:numPr>
       </w:pPr>
-      <w:proofErr w:type="spellStart"/>
       <w:r>
-        <w:t>Dữ</w:t>
-      </w:r>
-      <w:proofErr w:type="spellEnd"/>
-      <w:r>
-        <w:t xml:space="preserve"> </w:t>
-      </w:r>
-      <w:proofErr w:type="spellStart"/>
-      <w:r>
-        <w:t>liệu</w:t>
-      </w:r>
-      <w:proofErr w:type="spellEnd"/>
-      <w:r>
-        <w:t xml:space="preserve"> </w:t>
-      </w:r>
-      <w:proofErr w:type="spellStart"/>
-      <w:r>
-        <w:t>trả</w:t>
-      </w:r>
-      <w:proofErr w:type="spellEnd"/>
-      <w:r>
-        <w:t xml:space="preserve"> </w:t>
-      </w:r>
-      <w:proofErr w:type="spellStart"/>
-      <w:r>
-        <w:t>về</w:t>
-      </w:r>
-      <w:proofErr w:type="spellEnd"/>
-      <w:r>
-        <w:t xml:space="preserve">: </w:t>
-      </w:r>
-      <w:proofErr w:type="spellStart"/>
-      <w:r>
-        <w:t>Mã</w:t>
-      </w:r>
-      <w:proofErr w:type="spellEnd"/>
-      <w:r>
-        <w:t xml:space="preserve"> </w:t>
-      </w:r>
-      <w:proofErr w:type="spellStart"/>
-      <w:r>
-        <w:t>lịch</w:t>
-      </w:r>
-      <w:proofErr w:type="spellEnd"/>
-      <w:r>
-        <w:t xml:space="preserve"> </w:t>
-      </w:r>
-      <w:proofErr w:type="spellStart"/>
-      <w:r>
-        <w:t>hẹn</w:t>
-      </w:r>
-      <w:proofErr w:type="spellEnd"/>
-      <w:r>
-        <w:t xml:space="preserve"> LH003, KTV Hùng, 10:00 - 11:00, 20/03/2026</w:t>
+        <w:t>Dữ liệu trả về: Mã lịch hẹn LH003, KTV Hùng, 10:00 - 11:00, 20/03/2026</w:t>
       </w:r>
     </w:p>
     <w:p>
@@ -1567,79 +375,13 @@
         </w:numPr>
       </w:pPr>
       <w:r>
-        <w:t xml:space="preserve">Thông </w:t>
-      </w:r>
-      <w:proofErr w:type="spellStart"/>
-      <w:r>
-        <w:t>báo</w:t>
-      </w:r>
-      <w:proofErr w:type="spellEnd"/>
-      <w:r>
-        <w:t xml:space="preserve"> </w:t>
-      </w:r>
-      <w:proofErr w:type="spellStart"/>
-      <w:r>
-        <w:t>lỗi</w:t>
-      </w:r>
-      <w:proofErr w:type="spellEnd"/>
-      <w:r>
-        <w:t>:</w:t>
+        <w:t>Thông báo lỗi:</w:t>
       </w:r>
     </w:p>
     <w:p>
-      <w:proofErr w:type="spellStart"/>
       <w:r>
-        <w:t>Ví</w:t>
+        <w:t>Ví dụ 2 — Đặt lịch bị từ chối</w:t>
       </w:r>
-      <w:proofErr w:type="spellEnd"/>
-      <w:r>
-        <w:t xml:space="preserve"> </w:t>
-      </w:r>
-      <w:proofErr w:type="spellStart"/>
-      <w:r>
-        <w:t>dụ</w:t>
-      </w:r>
-      <w:proofErr w:type="spellEnd"/>
-      <w:r>
-        <w:t xml:space="preserve"> 2 — </w:t>
-      </w:r>
-      <w:proofErr w:type="spellStart"/>
-      <w:r>
-        <w:t>Đặt</w:t>
-      </w:r>
-      <w:proofErr w:type="spellEnd"/>
-      <w:r>
-        <w:t xml:space="preserve"> </w:t>
-      </w:r>
-      <w:proofErr w:type="spellStart"/>
-      <w:r>
-        <w:t>lịch</w:t>
-      </w:r>
-      <w:proofErr w:type="spellEnd"/>
-      <w:r>
-        <w:t xml:space="preserve"> </w:t>
-      </w:r>
-      <w:proofErr w:type="spellStart"/>
-      <w:r>
-        <w:t>bị</w:t>
-      </w:r>
-      <w:proofErr w:type="spellEnd"/>
-      <w:r>
-        <w:t xml:space="preserve"> </w:t>
-      </w:r>
-      <w:proofErr w:type="spellStart"/>
-      <w:r>
-        <w:t>từ</w:t>
-      </w:r>
-      <w:proofErr w:type="spellEnd"/>
-      <w:r>
-        <w:t xml:space="preserve"> </w:t>
-      </w:r>
-      <w:proofErr w:type="spellStart"/>
-      <w:r>
-        <w:t>chối</w:t>
-      </w:r>
-      <w:proofErr w:type="spellEnd"/>
     </w:p>
     <w:p>
       <w:pPr>
@@ -1648,21 +390,8 @@
           <w:numId w:val="40"/>
         </w:numPr>
       </w:pPr>
-      <w:proofErr w:type="spellStart"/>
       <w:r>
-        <w:t>Trạng</w:t>
-      </w:r>
-      <w:proofErr w:type="spellEnd"/>
-      <w:r>
-        <w:t xml:space="preserve"> </w:t>
-      </w:r>
-      <w:proofErr w:type="spellStart"/>
-      <w:r>
-        <w:t>thái</w:t>
-      </w:r>
-      <w:proofErr w:type="spellEnd"/>
-      <w:r>
-        <w:t>: TỪ CHỐI</w:t>
+        <w:t>Trạng thái: TỪ CHỐI</w:t>
       </w:r>
     </w:p>
     <w:p>
@@ -1672,37 +401,8 @@
           <w:numId w:val="40"/>
         </w:numPr>
       </w:pPr>
-      <w:proofErr w:type="spellStart"/>
       <w:r>
-        <w:t>Dữ</w:t>
-      </w:r>
-      <w:proofErr w:type="spellEnd"/>
-      <w:r>
-        <w:t xml:space="preserve"> </w:t>
-      </w:r>
-      <w:proofErr w:type="spellStart"/>
-      <w:r>
-        <w:t>liệu</w:t>
-      </w:r>
-      <w:proofErr w:type="spellEnd"/>
-      <w:r>
-        <w:t xml:space="preserve"> </w:t>
-      </w:r>
-      <w:proofErr w:type="spellStart"/>
-      <w:r>
-        <w:t>trả</w:t>
-      </w:r>
-      <w:proofErr w:type="spellEnd"/>
-      <w:r>
-        <w:t xml:space="preserve"> </w:t>
-      </w:r>
-      <w:proofErr w:type="spellStart"/>
-      <w:r>
-        <w:t>về</w:t>
-      </w:r>
-      <w:proofErr w:type="spellEnd"/>
-      <w:r>
-        <w:t>:</w:t>
+        <w:t>Dữ liệu trả về:</w:t>
       </w:r>
     </w:p>
     <w:p>
@@ -1713,69 +413,8 @@
         </w:numPr>
       </w:pPr>
       <w:r>
-        <w:t xml:space="preserve">Thông </w:t>
+        <w:t>Thông báo lỗi: Trùng khung giờ kỹ thuật viên</w:t>
       </w:r>
-      <w:proofErr w:type="spellStart"/>
-      <w:r>
-        <w:t>báo</w:t>
-      </w:r>
-      <w:proofErr w:type="spellEnd"/>
-      <w:r>
-        <w:t xml:space="preserve"> </w:t>
-      </w:r>
-      <w:proofErr w:type="spellStart"/>
-      <w:r>
-        <w:t>lỗi</w:t>
-      </w:r>
-      <w:proofErr w:type="spellEnd"/>
-      <w:r>
-        <w:t xml:space="preserve">: </w:t>
-      </w:r>
-      <w:proofErr w:type="spellStart"/>
-      <w:r>
-        <w:t>Trùng</w:t>
-      </w:r>
-      <w:proofErr w:type="spellEnd"/>
-      <w:r>
-        <w:t xml:space="preserve"> </w:t>
-      </w:r>
-      <w:proofErr w:type="spellStart"/>
-      <w:r>
-        <w:t>khung</w:t>
-      </w:r>
-      <w:proofErr w:type="spellEnd"/>
-      <w:r>
-        <w:t xml:space="preserve"> </w:t>
-      </w:r>
-      <w:proofErr w:type="spellStart"/>
-      <w:r>
-        <w:t>giờ</w:t>
-      </w:r>
-      <w:proofErr w:type="spellEnd"/>
-      <w:r>
-        <w:t xml:space="preserve"> </w:t>
-      </w:r>
-      <w:proofErr w:type="spellStart"/>
-      <w:r>
-        <w:t>kỹ</w:t>
-      </w:r>
-      <w:proofErr w:type="spellEnd"/>
-      <w:r>
-        <w:t xml:space="preserve"> </w:t>
-      </w:r>
-      <w:proofErr w:type="spellStart"/>
-      <w:r>
-        <w:t>thuật</w:t>
-      </w:r>
-      <w:proofErr w:type="spellEnd"/>
-      <w:r>
-        <w:t xml:space="preserve"> </w:t>
-      </w:r>
-      <w:proofErr w:type="spellStart"/>
-      <w:r>
-        <w:t>viên</w:t>
-      </w:r>
-      <w:proofErr w:type="spellEnd"/>
     </w:p>
     <w:p>
       <w:r>
@@ -1784,10 +423,10 @@
         </w:rPr>
         <w:lastRenderedPageBreak/>
         <w:drawing>
-          <wp:inline distT="0" distB="0" distL="0" distR="0" wp14:anchorId="5D19D0D3" wp14:editId="426D1D8C">
-            <wp:extent cx="5941060" cy="5579110"/>
-            <wp:effectExtent l="0" t="0" r="2540" b="2540"/>
-            <wp:docPr id="32340834" name="Picture 4"/>
+          <wp:inline distT="0" distB="0" distL="0" distR="0" wp14:anchorId="1CF6E25A" wp14:editId="2F86D0DF">
+            <wp:extent cx="5943600" cy="5569585"/>
+            <wp:effectExtent l="0" t="0" r="0" b="0"/>
+            <wp:docPr id="1846895032" name="Picture 7"/>
             <wp:cNvGraphicFramePr>
               <a:graphicFrameLocks xmlns:a="http://schemas.openxmlformats.org/drawingml/2006/main" noChangeAspect="1"/>
             </wp:cNvGraphicFramePr>
@@ -1795,7 +434,7 @@
               <a:graphicData uri="http://schemas.openxmlformats.org/drawingml/2006/picture">
                 <pic:pic xmlns:pic="http://schemas.openxmlformats.org/drawingml/2006/picture">
                   <pic:nvPicPr>
-                    <pic:cNvPr id="0" name="Picture 223"/>
+                    <pic:cNvPr id="0" name="Picture 226"/>
                     <pic:cNvPicPr>
                       <a:picLocks noChangeAspect="1" noChangeArrowheads="1"/>
                     </pic:cNvPicPr>
@@ -1816,7 +455,7 @@
                   <pic:spPr bwMode="auto">
                     <a:xfrm>
                       <a:off x="0" y="0"/>
-                      <a:ext cx="5941060" cy="5579110"/>
+                      <a:ext cx="5943600" cy="5569585"/>
                     </a:xfrm>
                     <a:prstGeom prst="rect">
                       <a:avLst/>

--- a/BÀI KIỂM TRA ĐẦU GIỜ.docx
+++ b/BÀI KIỂM TRA ĐẦU GIỜ.docx
@@ -19,12 +19,30 @@
     </w:p>
     <w:p>
       <w:r>
-        <w:t>1. Class KhachHang</w:t>
-      </w:r>
+        <w:t xml:space="preserve">1. Class </w:t>
+      </w:r>
+      <w:proofErr w:type="spellStart"/>
+      <w:r>
+        <w:t>KhachHang</w:t>
+      </w:r>
+      <w:proofErr w:type="spellEnd"/>
     </w:p>
     <w:p>
-      <w:r>
-        <w:t>Thuộc tính:</w:t>
+      <w:proofErr w:type="spellStart"/>
+      <w:r>
+        <w:t>Thuộc</w:t>
+      </w:r>
+      <w:proofErr w:type="spellEnd"/>
+      <w:r>
+        <w:t xml:space="preserve"> </w:t>
+      </w:r>
+      <w:proofErr w:type="spellStart"/>
+      <w:r>
+        <w:t>tính</w:t>
+      </w:r>
+      <w:proofErr w:type="spellEnd"/>
+      <w:r>
+        <w:t>:</w:t>
       </w:r>
     </w:p>
     <w:p>
@@ -34,9 +52,11 @@
           <w:numId w:val="32"/>
         </w:numPr>
       </w:pPr>
+      <w:proofErr w:type="spellStart"/>
       <w:r>
         <w:t>maKhachHang</w:t>
       </w:r>
+      <w:proofErr w:type="spellEnd"/>
     </w:p>
     <w:p>
       <w:pPr>
@@ -45,18 +65,38 @@
           <w:numId w:val="32"/>
         </w:numPr>
       </w:pPr>
+      <w:proofErr w:type="spellStart"/>
       <w:r>
         <w:t>tenKhachHang</w:t>
       </w:r>
+      <w:proofErr w:type="spellEnd"/>
     </w:p>
     <w:p>
       <w:r>
-        <w:t>2. Class KyThuatVien</w:t>
-      </w:r>
+        <w:t xml:space="preserve">2. Class </w:t>
+      </w:r>
+      <w:proofErr w:type="spellStart"/>
+      <w:r>
+        <w:t>KyThuatVien</w:t>
+      </w:r>
+      <w:proofErr w:type="spellEnd"/>
     </w:p>
     <w:p>
-      <w:r>
-        <w:t>Thuộc tính:</w:t>
+      <w:proofErr w:type="spellStart"/>
+      <w:r>
+        <w:t>Thuộc</w:t>
+      </w:r>
+      <w:proofErr w:type="spellEnd"/>
+      <w:r>
+        <w:t xml:space="preserve"> </w:t>
+      </w:r>
+      <w:proofErr w:type="spellStart"/>
+      <w:r>
+        <w:t>tính</w:t>
+      </w:r>
+      <w:proofErr w:type="spellEnd"/>
+      <w:r>
+        <w:t>:</w:t>
       </w:r>
     </w:p>
     <w:p>
@@ -66,9 +106,11 @@
           <w:numId w:val="33"/>
         </w:numPr>
       </w:pPr>
+      <w:proofErr w:type="spellStart"/>
       <w:r>
         <w:t>maKyThuatVien</w:t>
       </w:r>
+      <w:proofErr w:type="spellEnd"/>
     </w:p>
     <w:p>
       <w:pPr>
@@ -77,18 +119,38 @@
           <w:numId w:val="33"/>
         </w:numPr>
       </w:pPr>
+      <w:proofErr w:type="spellStart"/>
       <w:r>
         <w:t>tenKyThuatVien</w:t>
       </w:r>
+      <w:proofErr w:type="spellEnd"/>
     </w:p>
     <w:p>
       <w:r>
-        <w:t>3. Class LichHen</w:t>
-      </w:r>
+        <w:t xml:space="preserve">3. Class </w:t>
+      </w:r>
+      <w:proofErr w:type="spellStart"/>
+      <w:r>
+        <w:t>LichHen</w:t>
+      </w:r>
+      <w:proofErr w:type="spellEnd"/>
     </w:p>
     <w:p>
-      <w:r>
-        <w:t>Thuộc tính:</w:t>
+      <w:proofErr w:type="spellStart"/>
+      <w:r>
+        <w:t>Thuộc</w:t>
+      </w:r>
+      <w:proofErr w:type="spellEnd"/>
+      <w:r>
+        <w:t xml:space="preserve"> </w:t>
+      </w:r>
+      <w:proofErr w:type="spellStart"/>
+      <w:r>
+        <w:t>tính</w:t>
+      </w:r>
+      <w:proofErr w:type="spellEnd"/>
+      <w:r>
+        <w:t>:</w:t>
       </w:r>
     </w:p>
     <w:p>
@@ -98,9 +160,11 @@
           <w:numId w:val="34"/>
         </w:numPr>
       </w:pPr>
+      <w:proofErr w:type="spellStart"/>
       <w:r>
         <w:t>maLichHen</w:t>
       </w:r>
+      <w:proofErr w:type="spellEnd"/>
     </w:p>
     <w:p>
       <w:pPr>
@@ -109,9 +173,11 @@
           <w:numId w:val="34"/>
         </w:numPr>
       </w:pPr>
+      <w:proofErr w:type="spellStart"/>
       <w:r>
         <w:t>khungGio</w:t>
       </w:r>
+      <w:proofErr w:type="spellEnd"/>
     </w:p>
     <w:p>
       <w:pPr>
@@ -120,13 +186,39 @@
           <w:numId w:val="34"/>
         </w:numPr>
       </w:pPr>
+      <w:proofErr w:type="spellStart"/>
       <w:r>
         <w:t>ngayHen</w:t>
       </w:r>
+      <w:proofErr w:type="spellEnd"/>
     </w:p>
     <w:p>
       <w:r>
-        <w:t>Quan hệ giữa các Class</w:t>
+        <w:t xml:space="preserve">Quan </w:t>
+      </w:r>
+      <w:proofErr w:type="spellStart"/>
+      <w:r>
+        <w:t>hệ</w:t>
+      </w:r>
+      <w:proofErr w:type="spellEnd"/>
+      <w:r>
+        <w:t xml:space="preserve"> </w:t>
+      </w:r>
+      <w:proofErr w:type="spellStart"/>
+      <w:r>
+        <w:t>giữa</w:t>
+      </w:r>
+      <w:proofErr w:type="spellEnd"/>
+      <w:r>
+        <w:t xml:space="preserve"> </w:t>
+      </w:r>
+      <w:proofErr w:type="spellStart"/>
+      <w:r>
+        <w:t>các</w:t>
+      </w:r>
+      <w:proofErr w:type="spellEnd"/>
+      <w:r>
+        <w:t xml:space="preserve"> Class</w:t>
       </w:r>
     </w:p>
     <w:p>
@@ -136,8 +228,117 @@
           <w:numId w:val="35"/>
         </w:numPr>
       </w:pPr>
-      <w:r>
-        <w:t>Một KhachHang có thể đặt nhiều LichHen, nhưng một LichHen chỉ thuộc một KhachHang.</w:t>
+      <w:proofErr w:type="spellStart"/>
+      <w:r>
+        <w:t>Một</w:t>
+      </w:r>
+      <w:proofErr w:type="spellEnd"/>
+      <w:r>
+        <w:t xml:space="preserve"> </w:t>
+      </w:r>
+      <w:proofErr w:type="spellStart"/>
+      <w:r>
+        <w:t>KhachHang</w:t>
+      </w:r>
+      <w:proofErr w:type="spellEnd"/>
+      <w:r>
+        <w:t xml:space="preserve"> </w:t>
+      </w:r>
+      <w:proofErr w:type="spellStart"/>
+      <w:r>
+        <w:t>có</w:t>
+      </w:r>
+      <w:proofErr w:type="spellEnd"/>
+      <w:r>
+        <w:t xml:space="preserve"> </w:t>
+      </w:r>
+      <w:proofErr w:type="spellStart"/>
+      <w:r>
+        <w:t>thể</w:t>
+      </w:r>
+      <w:proofErr w:type="spellEnd"/>
+      <w:r>
+        <w:t xml:space="preserve"> </w:t>
+      </w:r>
+      <w:proofErr w:type="spellStart"/>
+      <w:r>
+        <w:t>đặt</w:t>
+      </w:r>
+      <w:proofErr w:type="spellEnd"/>
+      <w:r>
+        <w:t xml:space="preserve"> </w:t>
+      </w:r>
+      <w:proofErr w:type="spellStart"/>
+      <w:r>
+        <w:t>nhiều</w:t>
+      </w:r>
+      <w:proofErr w:type="spellEnd"/>
+      <w:r>
+        <w:t xml:space="preserve"> </w:t>
+      </w:r>
+      <w:proofErr w:type="spellStart"/>
+      <w:r>
+        <w:t>LichHen</w:t>
+      </w:r>
+      <w:proofErr w:type="spellEnd"/>
+      <w:r>
+        <w:t xml:space="preserve">, </w:t>
+      </w:r>
+      <w:proofErr w:type="spellStart"/>
+      <w:r>
+        <w:t>nhưng</w:t>
+      </w:r>
+      <w:proofErr w:type="spellEnd"/>
+      <w:r>
+        <w:t xml:space="preserve"> </w:t>
+      </w:r>
+      <w:proofErr w:type="spellStart"/>
+      <w:r>
+        <w:t>một</w:t>
+      </w:r>
+      <w:proofErr w:type="spellEnd"/>
+      <w:r>
+        <w:t xml:space="preserve"> </w:t>
+      </w:r>
+      <w:proofErr w:type="spellStart"/>
+      <w:r>
+        <w:t>LichHen</w:t>
+      </w:r>
+      <w:proofErr w:type="spellEnd"/>
+      <w:r>
+        <w:t xml:space="preserve"> </w:t>
+      </w:r>
+      <w:proofErr w:type="spellStart"/>
+      <w:r>
+        <w:t>chỉ</w:t>
+      </w:r>
+      <w:proofErr w:type="spellEnd"/>
+      <w:r>
+        <w:t xml:space="preserve"> </w:t>
+      </w:r>
+      <w:proofErr w:type="spellStart"/>
+      <w:r>
+        <w:t>thuộc</w:t>
+      </w:r>
+      <w:proofErr w:type="spellEnd"/>
+      <w:r>
+        <w:t xml:space="preserve"> </w:t>
+      </w:r>
+      <w:proofErr w:type="spellStart"/>
+      <w:r>
+        <w:t>một</w:t>
+      </w:r>
+      <w:proofErr w:type="spellEnd"/>
+      <w:r>
+        <w:t xml:space="preserve"> </w:t>
+      </w:r>
+      <w:proofErr w:type="spellStart"/>
+      <w:r>
+        <w:t>KhachHang</w:t>
+      </w:r>
+      <w:proofErr w:type="spellEnd"/>
+      <w:r>
+        <w:t>.</w:t>
       </w:r>
     </w:p>
     <w:p>
@@ -147,8 +348,133 @@
           <w:numId w:val="35"/>
         </w:numPr>
       </w:pPr>
-      <w:r>
-        <w:t>Một KyThuatVien có thể được đặt nhiều LichHen, nhưng một LichHen chỉ gắn với một KyThuatVien.</w:t>
+      <w:proofErr w:type="spellStart"/>
+      <w:r>
+        <w:t>Một</w:t>
+      </w:r>
+      <w:proofErr w:type="spellEnd"/>
+      <w:r>
+        <w:t xml:space="preserve"> </w:t>
+      </w:r>
+      <w:proofErr w:type="spellStart"/>
+      <w:r>
+        <w:t>KyThuatVien</w:t>
+      </w:r>
+      <w:proofErr w:type="spellEnd"/>
+      <w:r>
+        <w:t xml:space="preserve"> </w:t>
+      </w:r>
+      <w:proofErr w:type="spellStart"/>
+      <w:r>
+        <w:t>có</w:t>
+      </w:r>
+      <w:proofErr w:type="spellEnd"/>
+      <w:r>
+        <w:t xml:space="preserve"> </w:t>
+      </w:r>
+      <w:proofErr w:type="spellStart"/>
+      <w:r>
+        <w:t>thể</w:t>
+      </w:r>
+      <w:proofErr w:type="spellEnd"/>
+      <w:r>
+        <w:t xml:space="preserve"> </w:t>
+      </w:r>
+      <w:proofErr w:type="spellStart"/>
+      <w:r>
+        <w:t>được</w:t>
+      </w:r>
+      <w:proofErr w:type="spellEnd"/>
+      <w:r>
+        <w:t xml:space="preserve"> </w:t>
+      </w:r>
+      <w:proofErr w:type="spellStart"/>
+      <w:r>
+        <w:t>đặt</w:t>
+      </w:r>
+      <w:proofErr w:type="spellEnd"/>
+      <w:r>
+        <w:t xml:space="preserve"> </w:t>
+      </w:r>
+      <w:proofErr w:type="spellStart"/>
+      <w:r>
+        <w:t>nhiều</w:t>
+      </w:r>
+      <w:proofErr w:type="spellEnd"/>
+      <w:r>
+        <w:t xml:space="preserve"> </w:t>
+      </w:r>
+      <w:proofErr w:type="spellStart"/>
+      <w:r>
+        <w:t>LichHen</w:t>
+      </w:r>
+      <w:proofErr w:type="spellEnd"/>
+      <w:r>
+        <w:t xml:space="preserve">, </w:t>
+      </w:r>
+      <w:proofErr w:type="spellStart"/>
+      <w:r>
+        <w:t>nhưng</w:t>
+      </w:r>
+      <w:proofErr w:type="spellEnd"/>
+      <w:r>
+        <w:t xml:space="preserve"> </w:t>
+      </w:r>
+      <w:proofErr w:type="spellStart"/>
+      <w:r>
+        <w:t>một</w:t>
+      </w:r>
+      <w:proofErr w:type="spellEnd"/>
+      <w:r>
+        <w:t xml:space="preserve"> </w:t>
+      </w:r>
+      <w:proofErr w:type="spellStart"/>
+      <w:r>
+        <w:t>LichHen</w:t>
+      </w:r>
+      <w:proofErr w:type="spellEnd"/>
+      <w:r>
+        <w:t xml:space="preserve"> </w:t>
+      </w:r>
+      <w:proofErr w:type="spellStart"/>
+      <w:r>
+        <w:t>chỉ</w:t>
+      </w:r>
+      <w:proofErr w:type="spellEnd"/>
+      <w:r>
+        <w:t xml:space="preserve"> </w:t>
+      </w:r>
+      <w:proofErr w:type="spellStart"/>
+      <w:r>
+        <w:t>gắn</w:t>
+      </w:r>
+      <w:proofErr w:type="spellEnd"/>
+      <w:r>
+        <w:t xml:space="preserve"> </w:t>
+      </w:r>
+      <w:proofErr w:type="spellStart"/>
+      <w:r>
+        <w:t>với</w:t>
+      </w:r>
+      <w:proofErr w:type="spellEnd"/>
+      <w:r>
+        <w:t xml:space="preserve"> </w:t>
+      </w:r>
+      <w:proofErr w:type="spellStart"/>
+      <w:r>
+        <w:t>một</w:t>
+      </w:r>
+      <w:proofErr w:type="spellEnd"/>
+      <w:r>
+        <w:t xml:space="preserve"> </w:t>
+      </w:r>
+      <w:proofErr w:type="spellStart"/>
+      <w:r>
+        <w:t>KyThuatVien</w:t>
+      </w:r>
+      <w:proofErr w:type="spellEnd"/>
+      <w:r>
+        <w:t>.</w:t>
       </w:r>
     </w:p>
     <w:p>
@@ -163,9 +489,27 @@
           <w:numId w:val="36"/>
         </w:numPr>
       </w:pPr>
-      <w:r>
-        <w:t>KhachHang 1 — 0..* LichHen</w:t>
-      </w:r>
+      <w:proofErr w:type="spellStart"/>
+      <w:r>
+        <w:t>KhachHang</w:t>
+      </w:r>
+      <w:proofErr w:type="spellEnd"/>
+      <w:r>
+        <w:t xml:space="preserve"> 1 — </w:t>
+      </w:r>
+      <w:proofErr w:type="gramStart"/>
+      <w:r>
+        <w:t>0..</w:t>
+      </w:r>
+      <w:proofErr w:type="gramEnd"/>
+      <w:r>
+        <w:t xml:space="preserve">* </w:t>
+      </w:r>
+      <w:proofErr w:type="spellStart"/>
+      <w:r>
+        <w:t>LichHen</w:t>
+      </w:r>
+      <w:proofErr w:type="spellEnd"/>
     </w:p>
     <w:p>
       <w:pPr>
@@ -174,24 +518,360 @@
           <w:numId w:val="36"/>
         </w:numPr>
       </w:pPr>
-      <w:r>
-        <w:t>KyThuatVien 1 — 0..* LichHen</w:t>
-      </w:r>
+      <w:proofErr w:type="spellStart"/>
+      <w:r>
+        <w:t>KyThuatVien</w:t>
+      </w:r>
+      <w:proofErr w:type="spellEnd"/>
+      <w:r>
+        <w:t xml:space="preserve"> 1 — </w:t>
+      </w:r>
+      <w:proofErr w:type="gramStart"/>
+      <w:r>
+        <w:t>0..</w:t>
+      </w:r>
+      <w:proofErr w:type="gramEnd"/>
+      <w:r>
+        <w:t xml:space="preserve">* </w:t>
+      </w:r>
+      <w:proofErr w:type="spellStart"/>
+      <w:r>
+        <w:t>LichHen</w:t>
+      </w:r>
+      <w:proofErr w:type="spellEnd"/>
     </w:p>
     <w:p>
       <w:r>
+        <w:t>PHẦN 2 — ĐIỀU KIỆN DỮ LIỆU HỢP LỆ</w:t>
+      </w:r>
+    </w:p>
+    <w:p>
+      <w:pPr>
+        <w:numPr>
+          <w:ilvl w:val="0"/>
+          <w:numId w:val="37"/>
+        </w:numPr>
+      </w:pPr>
+      <w:proofErr w:type="spellStart"/>
+      <w:r>
+        <w:t>Mã</w:t>
+      </w:r>
+      <w:proofErr w:type="spellEnd"/>
+      <w:r>
+        <w:t xml:space="preserve"> </w:t>
+      </w:r>
+      <w:proofErr w:type="spellStart"/>
+      <w:r>
+        <w:t>lịch</w:t>
+      </w:r>
+      <w:proofErr w:type="spellEnd"/>
+      <w:r>
+        <w:t xml:space="preserve"> </w:t>
+      </w:r>
+      <w:proofErr w:type="spellStart"/>
+      <w:r>
+        <w:t>hẹn</w:t>
+      </w:r>
+      <w:proofErr w:type="spellEnd"/>
+      <w:r>
+        <w:t xml:space="preserve"> </w:t>
+      </w:r>
+      <w:proofErr w:type="spellStart"/>
+      <w:r>
+        <w:t>không</w:t>
+      </w:r>
+      <w:proofErr w:type="spellEnd"/>
+      <w:r>
+        <w:t xml:space="preserve"> </w:t>
+      </w:r>
+      <w:proofErr w:type="spellStart"/>
+      <w:r>
+        <w:t>được</w:t>
+      </w:r>
+      <w:proofErr w:type="spellEnd"/>
+      <w:r>
+        <w:t xml:space="preserve"> </w:t>
+      </w:r>
+      <w:proofErr w:type="spellStart"/>
+      <w:r>
+        <w:t>trùng</w:t>
+      </w:r>
+      <w:proofErr w:type="spellEnd"/>
+      <w:r>
+        <w:t xml:space="preserve"> </w:t>
+      </w:r>
+      <w:proofErr w:type="spellStart"/>
+      <w:r>
+        <w:t>với</w:t>
+      </w:r>
+      <w:proofErr w:type="spellEnd"/>
+      <w:r>
+        <w:t xml:space="preserve"> </w:t>
+      </w:r>
+      <w:proofErr w:type="spellStart"/>
+      <w:r>
+        <w:t>mã</w:t>
+      </w:r>
+      <w:proofErr w:type="spellEnd"/>
+      <w:r>
+        <w:t xml:space="preserve"> </w:t>
+      </w:r>
+      <w:proofErr w:type="spellStart"/>
+      <w:r>
+        <w:t>lịch</w:t>
+      </w:r>
+      <w:proofErr w:type="spellEnd"/>
+      <w:r>
+        <w:t xml:space="preserve"> </w:t>
+      </w:r>
+      <w:proofErr w:type="spellStart"/>
+      <w:r>
+        <w:t>hẹn</w:t>
+      </w:r>
+      <w:proofErr w:type="spellEnd"/>
+      <w:r>
+        <w:t xml:space="preserve"> </w:t>
+      </w:r>
+      <w:proofErr w:type="spellStart"/>
+      <w:r>
+        <w:t>đã</w:t>
+      </w:r>
+      <w:proofErr w:type="spellEnd"/>
+      <w:r>
+        <w:t xml:space="preserve"> </w:t>
+      </w:r>
+      <w:proofErr w:type="spellStart"/>
+      <w:r>
+        <w:t>tồn</w:t>
+      </w:r>
+      <w:proofErr w:type="spellEnd"/>
+      <w:r>
+        <w:t xml:space="preserve"> </w:t>
+      </w:r>
+      <w:proofErr w:type="spellStart"/>
+      <w:r>
+        <w:t>tại</w:t>
+      </w:r>
+      <w:proofErr w:type="spellEnd"/>
+      <w:r>
+        <w:t>.</w:t>
+      </w:r>
+    </w:p>
+    <w:p>
+      <w:pPr>
+        <w:numPr>
+          <w:ilvl w:val="0"/>
+          <w:numId w:val="37"/>
+        </w:numPr>
+      </w:pPr>
+      <w:proofErr w:type="spellStart"/>
+      <w:r>
+        <w:t>Giờ</w:t>
+      </w:r>
+      <w:proofErr w:type="spellEnd"/>
+      <w:r>
+        <w:t xml:space="preserve"> </w:t>
+      </w:r>
+      <w:proofErr w:type="spellStart"/>
+      <w:r>
+        <w:t>bắt</w:t>
+      </w:r>
+      <w:proofErr w:type="spellEnd"/>
+      <w:r>
+        <w:t xml:space="preserve"> </w:t>
+      </w:r>
+      <w:proofErr w:type="spellStart"/>
+      <w:r>
+        <w:t>đầu</w:t>
+      </w:r>
+      <w:proofErr w:type="spellEnd"/>
+      <w:r>
+        <w:t xml:space="preserve"> </w:t>
+      </w:r>
+      <w:proofErr w:type="spellStart"/>
+      <w:r>
+        <w:t>phải</w:t>
+      </w:r>
+      <w:proofErr w:type="spellEnd"/>
+      <w:r>
+        <w:t xml:space="preserve"> </w:t>
+      </w:r>
+      <w:proofErr w:type="spellStart"/>
+      <w:r>
+        <w:t>trước</w:t>
+      </w:r>
+      <w:proofErr w:type="spellEnd"/>
+      <w:r>
+        <w:t xml:space="preserve"> </w:t>
+      </w:r>
+      <w:proofErr w:type="spellStart"/>
+      <w:r>
+        <w:t>giờ</w:t>
+      </w:r>
+      <w:proofErr w:type="spellEnd"/>
+      <w:r>
+        <w:t xml:space="preserve"> </w:t>
+      </w:r>
+      <w:proofErr w:type="spellStart"/>
+      <w:r>
+        <w:t>kết</w:t>
+      </w:r>
+      <w:proofErr w:type="spellEnd"/>
+      <w:r>
+        <w:t xml:space="preserve"> </w:t>
+      </w:r>
+      <w:proofErr w:type="spellStart"/>
+      <w:r>
+        <w:t>thúc</w:t>
+      </w:r>
+      <w:proofErr w:type="spellEnd"/>
+      <w:r>
+        <w:t>.</w:t>
+      </w:r>
+    </w:p>
+    <w:p>
+      <w:pPr>
+        <w:numPr>
+          <w:ilvl w:val="0"/>
+          <w:numId w:val="37"/>
+        </w:numPr>
+      </w:pPr>
+      <w:proofErr w:type="spellStart"/>
+      <w:r>
         <w:lastRenderedPageBreak/>
-        <w:t>PHẦN 2 — ĐIỀU KIỆN DỮ LIỆU HỢP LỆ</w:t>
+        <w:t>Kỹ</w:t>
+      </w:r>
+      <w:proofErr w:type="spellEnd"/>
+      <w:r>
+        <w:t xml:space="preserve"> </w:t>
+      </w:r>
+      <w:proofErr w:type="spellStart"/>
+      <w:r>
+        <w:t>thuật</w:t>
+      </w:r>
+      <w:proofErr w:type="spellEnd"/>
+      <w:r>
+        <w:t xml:space="preserve"> </w:t>
+      </w:r>
+      <w:proofErr w:type="spellStart"/>
+      <w:r>
+        <w:t>viên</w:t>
+      </w:r>
+      <w:proofErr w:type="spellEnd"/>
+      <w:r>
+        <w:t xml:space="preserve"> </w:t>
+      </w:r>
+      <w:proofErr w:type="spellStart"/>
+      <w:r>
+        <w:t>không</w:t>
+      </w:r>
+      <w:proofErr w:type="spellEnd"/>
+      <w:r>
+        <w:t xml:space="preserve"> </w:t>
+      </w:r>
+      <w:proofErr w:type="spellStart"/>
+      <w:r>
+        <w:t>được</w:t>
+      </w:r>
+      <w:proofErr w:type="spellEnd"/>
+      <w:r>
+        <w:t xml:space="preserve"> </w:t>
+      </w:r>
+      <w:proofErr w:type="spellStart"/>
+      <w:r>
+        <w:t>có</w:t>
+      </w:r>
+      <w:proofErr w:type="spellEnd"/>
+      <w:r>
+        <w:t xml:space="preserve"> </w:t>
+      </w:r>
+      <w:proofErr w:type="spellStart"/>
+      <w:r>
+        <w:t>lịch</w:t>
+      </w:r>
+      <w:proofErr w:type="spellEnd"/>
+      <w:r>
+        <w:t xml:space="preserve"> </w:t>
+      </w:r>
+      <w:proofErr w:type="spellStart"/>
+      <w:r>
+        <w:t>hẹn</w:t>
+      </w:r>
+      <w:proofErr w:type="spellEnd"/>
+      <w:r>
+        <w:t xml:space="preserve"> </w:t>
+      </w:r>
+      <w:proofErr w:type="spellStart"/>
+      <w:r>
+        <w:t>trùng</w:t>
+      </w:r>
+      <w:proofErr w:type="spellEnd"/>
+      <w:r>
+        <w:t xml:space="preserve"> </w:t>
+      </w:r>
+      <w:proofErr w:type="spellStart"/>
+      <w:r>
+        <w:t>khung</w:t>
+      </w:r>
+      <w:proofErr w:type="spellEnd"/>
+      <w:r>
+        <w:t xml:space="preserve"> </w:t>
+      </w:r>
+      <w:proofErr w:type="spellStart"/>
+      <w:r>
+        <w:t>giờ</w:t>
+      </w:r>
+      <w:proofErr w:type="spellEnd"/>
+      <w:r>
+        <w:t xml:space="preserve"> </w:t>
+      </w:r>
+      <w:proofErr w:type="spellStart"/>
+      <w:r>
+        <w:t>với</w:t>
+      </w:r>
+      <w:proofErr w:type="spellEnd"/>
+      <w:r>
+        <w:t xml:space="preserve"> </w:t>
+      </w:r>
+      <w:proofErr w:type="spellStart"/>
+      <w:r>
+        <w:t>lịch</w:t>
+      </w:r>
+      <w:proofErr w:type="spellEnd"/>
+      <w:r>
+        <w:t xml:space="preserve"> </w:t>
+      </w:r>
+      <w:proofErr w:type="spellStart"/>
+      <w:r>
+        <w:t>hẹn</w:t>
+      </w:r>
+      <w:proofErr w:type="spellEnd"/>
+      <w:r>
+        <w:t xml:space="preserve"> </w:t>
+      </w:r>
+      <w:proofErr w:type="spellStart"/>
+      <w:r>
+        <w:t>mới</w:t>
+      </w:r>
+      <w:proofErr w:type="spellEnd"/>
+      <w:r>
+        <w:t>.</w:t>
+      </w:r>
+      <w:r>
+        <w:rPr>
+          <w:noProof/>
+        </w:rPr>
+        <w:t xml:space="preserve"> </w:t>
       </w:r>
       <w:r>
         <w:rPr>
           <w:noProof/>
         </w:rPr>
         <w:drawing>
-          <wp:inline distT="0" distB="0" distL="0" distR="0" wp14:anchorId="5ACE9C7B" wp14:editId="4355F8A5">
-            <wp:extent cx="5935980" cy="1214120"/>
-            <wp:effectExtent l="0" t="0" r="7620" b="5080"/>
-            <wp:docPr id="712561511" name="Picture 3"/>
+          <wp:inline distT="0" distB="0" distL="0" distR="0" wp14:anchorId="24ADE876" wp14:editId="1B86EB01">
+            <wp:extent cx="5943600" cy="1205230"/>
+            <wp:effectExtent l="0" t="0" r="0" b="0"/>
+            <wp:docPr id="1838580737" name="Picture 8"/>
             <wp:cNvGraphicFramePr>
               <a:graphicFrameLocks xmlns:a="http://schemas.openxmlformats.org/drawingml/2006/main" noChangeAspect="1"/>
             </wp:cNvGraphicFramePr>
@@ -199,7 +879,7 @@
               <a:graphicData uri="http://schemas.openxmlformats.org/drawingml/2006/picture">
                 <pic:pic xmlns:pic="http://schemas.openxmlformats.org/drawingml/2006/picture">
                   <pic:nvPicPr>
-                    <pic:cNvPr id="0" name="Picture 222"/>
+                    <pic:cNvPr id="0" name="Picture 227"/>
                     <pic:cNvPicPr>
                       <a:picLocks noChangeAspect="1" noChangeArrowheads="1"/>
                     </pic:cNvPicPr>
@@ -220,7 +900,7 @@
                   <pic:spPr bwMode="auto">
                     <a:xfrm>
                       <a:off x="0" y="0"/>
-                      <a:ext cx="5935980" cy="1214120"/>
+                      <a:ext cx="5943600" cy="1205230"/>
                     </a:xfrm>
                     <a:prstGeom prst="rect">
                       <a:avLst/>
@@ -238,47 +918,88 @@
       </w:r>
     </w:p>
     <w:p>
-      <w:pPr>
-        <w:numPr>
-          <w:ilvl w:val="0"/>
-          <w:numId w:val="37"/>
-        </w:numPr>
-      </w:pPr>
-      <w:r>
-        <w:t>Mã lịch hẹn không được trùng với mã lịch hẹn đã tồn tại.</w:t>
+      <w:r>
+        <w:t>PHẦN 3 — XỬ LÝ TRƯỜNG HỢP LỖI</w:t>
       </w:r>
     </w:p>
     <w:p>
-      <w:pPr>
-        <w:numPr>
-          <w:ilvl w:val="0"/>
-          <w:numId w:val="37"/>
-        </w:numPr>
-      </w:pPr>
-      <w:r>
-        <w:t>Giờ bắt đầu phải trước giờ kết thúc.</w:t>
-      </w:r>
-    </w:p>
-    <w:p>
-      <w:pPr>
-        <w:numPr>
-          <w:ilvl w:val="0"/>
-          <w:numId w:val="37"/>
-        </w:numPr>
-      </w:pPr>
-      <w:r>
-        <w:t>Kỹ thuật viên không được có lịch hẹn trùng khung giờ với lịch hẹn mới.</w:t>
-      </w:r>
-    </w:p>
-    <w:p>
-      <w:r>
-        <w:t>PHẦN 3 — XỬ LÝ TRƯỜNG HỢP LỖI</w:t>
-      </w:r>
-    </w:p>
-    <w:p>
-      <w:r>
-        <w:t>Hủy lịch hẹn — Trường hợp mã lịch hẹn không tồn tại</w:t>
-      </w:r>
+      <w:proofErr w:type="spellStart"/>
+      <w:r>
+        <w:t>Hủy</w:t>
+      </w:r>
+      <w:proofErr w:type="spellEnd"/>
+      <w:r>
+        <w:t xml:space="preserve"> </w:t>
+      </w:r>
+      <w:proofErr w:type="spellStart"/>
+      <w:r>
+        <w:t>lịch</w:t>
+      </w:r>
+      <w:proofErr w:type="spellEnd"/>
+      <w:r>
+        <w:t xml:space="preserve"> </w:t>
+      </w:r>
+      <w:proofErr w:type="spellStart"/>
+      <w:r>
+        <w:t>hẹn</w:t>
+      </w:r>
+      <w:proofErr w:type="spellEnd"/>
+      <w:r>
+        <w:t xml:space="preserve"> — Trường </w:t>
+      </w:r>
+      <w:proofErr w:type="spellStart"/>
+      <w:r>
+        <w:t>hợp</w:t>
+      </w:r>
+      <w:proofErr w:type="spellEnd"/>
+      <w:r>
+        <w:t xml:space="preserve"> </w:t>
+      </w:r>
+      <w:proofErr w:type="spellStart"/>
+      <w:r>
+        <w:t>mã</w:t>
+      </w:r>
+      <w:proofErr w:type="spellEnd"/>
+      <w:r>
+        <w:t xml:space="preserve"> </w:t>
+      </w:r>
+      <w:proofErr w:type="spellStart"/>
+      <w:r>
+        <w:t>lịch</w:t>
+      </w:r>
+      <w:proofErr w:type="spellEnd"/>
+      <w:r>
+        <w:t xml:space="preserve"> </w:t>
+      </w:r>
+      <w:proofErr w:type="spellStart"/>
+      <w:r>
+        <w:t>hẹn</w:t>
+      </w:r>
+      <w:proofErr w:type="spellEnd"/>
+      <w:r>
+        <w:t xml:space="preserve"> </w:t>
+      </w:r>
+      <w:proofErr w:type="spellStart"/>
+      <w:r>
+        <w:t>không</w:t>
+      </w:r>
+      <w:proofErr w:type="spellEnd"/>
+      <w:r>
+        <w:t xml:space="preserve"> </w:t>
+      </w:r>
+      <w:proofErr w:type="spellStart"/>
+      <w:r>
+        <w:t>tồn</w:t>
+      </w:r>
+      <w:proofErr w:type="spellEnd"/>
+      <w:r>
+        <w:t xml:space="preserve"> </w:t>
+      </w:r>
+      <w:proofErr w:type="spellStart"/>
+      <w:r>
+        <w:t>tại</w:t>
+      </w:r>
+      <w:proofErr w:type="spellEnd"/>
     </w:p>
     <w:p>
       <w:pPr>
@@ -287,8 +1008,69 @@
           <w:numId w:val="38"/>
         </w:numPr>
       </w:pPr>
-      <w:r>
-        <w:t>Khách hàng nhập mã lịch hẹn cần hủy.</w:t>
+      <w:proofErr w:type="spellStart"/>
+      <w:r>
+        <w:t>Khách</w:t>
+      </w:r>
+      <w:proofErr w:type="spellEnd"/>
+      <w:r>
+        <w:t xml:space="preserve"> </w:t>
+      </w:r>
+      <w:proofErr w:type="spellStart"/>
+      <w:r>
+        <w:t>hàng</w:t>
+      </w:r>
+      <w:proofErr w:type="spellEnd"/>
+      <w:r>
+        <w:t xml:space="preserve"> </w:t>
+      </w:r>
+      <w:proofErr w:type="spellStart"/>
+      <w:r>
+        <w:t>nhập</w:t>
+      </w:r>
+      <w:proofErr w:type="spellEnd"/>
+      <w:r>
+        <w:t xml:space="preserve"> </w:t>
+      </w:r>
+      <w:proofErr w:type="spellStart"/>
+      <w:r>
+        <w:t>mã</w:t>
+      </w:r>
+      <w:proofErr w:type="spellEnd"/>
+      <w:r>
+        <w:t xml:space="preserve"> </w:t>
+      </w:r>
+      <w:proofErr w:type="spellStart"/>
+      <w:r>
+        <w:t>lịch</w:t>
+      </w:r>
+      <w:proofErr w:type="spellEnd"/>
+      <w:r>
+        <w:t xml:space="preserve"> </w:t>
+      </w:r>
+      <w:proofErr w:type="spellStart"/>
+      <w:r>
+        <w:t>hẹn</w:t>
+      </w:r>
+      <w:proofErr w:type="spellEnd"/>
+      <w:r>
+        <w:t xml:space="preserve"> </w:t>
+      </w:r>
+      <w:proofErr w:type="spellStart"/>
+      <w:r>
+        <w:t>cần</w:t>
+      </w:r>
+      <w:proofErr w:type="spellEnd"/>
+      <w:r>
+        <w:t xml:space="preserve"> </w:t>
+      </w:r>
+      <w:proofErr w:type="spellStart"/>
+      <w:r>
+        <w:t>hủy</w:t>
+      </w:r>
+      <w:proofErr w:type="spellEnd"/>
+      <w:r>
+        <w:t>.</w:t>
       </w:r>
     </w:p>
     <w:p>
@@ -298,8 +1080,93 @@
           <w:numId w:val="38"/>
         </w:numPr>
       </w:pPr>
-      <w:r>
-        <w:t>Hệ thống tìm kiếm lịch hẹn theo mã được cung cấp.</w:t>
+      <w:proofErr w:type="spellStart"/>
+      <w:r>
+        <w:t>Hệ</w:t>
+      </w:r>
+      <w:proofErr w:type="spellEnd"/>
+      <w:r>
+        <w:t xml:space="preserve"> </w:t>
+      </w:r>
+      <w:proofErr w:type="spellStart"/>
+      <w:r>
+        <w:t>thống</w:t>
+      </w:r>
+      <w:proofErr w:type="spellEnd"/>
+      <w:r>
+        <w:t xml:space="preserve"> </w:t>
+      </w:r>
+      <w:proofErr w:type="spellStart"/>
+      <w:r>
+        <w:t>tìm</w:t>
+      </w:r>
+      <w:proofErr w:type="spellEnd"/>
+      <w:r>
+        <w:t xml:space="preserve"> </w:t>
+      </w:r>
+      <w:proofErr w:type="spellStart"/>
+      <w:r>
+        <w:t>kiếm</w:t>
+      </w:r>
+      <w:proofErr w:type="spellEnd"/>
+      <w:r>
+        <w:t xml:space="preserve"> </w:t>
+      </w:r>
+      <w:proofErr w:type="spellStart"/>
+      <w:r>
+        <w:t>lịch</w:t>
+      </w:r>
+      <w:proofErr w:type="spellEnd"/>
+      <w:r>
+        <w:t xml:space="preserve"> </w:t>
+      </w:r>
+      <w:proofErr w:type="spellStart"/>
+      <w:r>
+        <w:t>hẹn</w:t>
+      </w:r>
+      <w:proofErr w:type="spellEnd"/>
+      <w:r>
+        <w:t xml:space="preserve"> </w:t>
+      </w:r>
+      <w:proofErr w:type="spellStart"/>
+      <w:r>
+        <w:t>theo</w:t>
+      </w:r>
+      <w:proofErr w:type="spellEnd"/>
+      <w:r>
+        <w:t xml:space="preserve"> </w:t>
+      </w:r>
+      <w:proofErr w:type="spellStart"/>
+      <w:r>
+        <w:t>mã</w:t>
+      </w:r>
+      <w:proofErr w:type="spellEnd"/>
+      <w:r>
+        <w:t xml:space="preserve"> </w:t>
+      </w:r>
+      <w:proofErr w:type="spellStart"/>
+      <w:r>
+        <w:t>được</w:t>
+      </w:r>
+      <w:proofErr w:type="spellEnd"/>
+      <w:r>
+        <w:t xml:space="preserve"> </w:t>
+      </w:r>
+      <w:proofErr w:type="spellStart"/>
+      <w:r>
+        <w:t>cung</w:t>
+      </w:r>
+      <w:proofErr w:type="spellEnd"/>
+      <w:r>
+        <w:t xml:space="preserve"> </w:t>
+      </w:r>
+      <w:proofErr w:type="spellStart"/>
+      <w:r>
+        <w:t>cấp</w:t>
+      </w:r>
+      <w:proofErr w:type="spellEnd"/>
+      <w:r>
+        <w:t>.</w:t>
       </w:r>
     </w:p>
     <w:p>
@@ -309,8 +1176,77 @@
           <w:numId w:val="38"/>
         </w:numPr>
       </w:pPr>
-      <w:r>
-        <w:t>Hệ thống không tìm thấy lịch hẹn tương ứng.</w:t>
+      <w:proofErr w:type="spellStart"/>
+      <w:r>
+        <w:t>Hệ</w:t>
+      </w:r>
+      <w:proofErr w:type="spellEnd"/>
+      <w:r>
+        <w:t xml:space="preserve"> </w:t>
+      </w:r>
+      <w:proofErr w:type="spellStart"/>
+      <w:r>
+        <w:t>thống</w:t>
+      </w:r>
+      <w:proofErr w:type="spellEnd"/>
+      <w:r>
+        <w:t xml:space="preserve"> </w:t>
+      </w:r>
+      <w:proofErr w:type="spellStart"/>
+      <w:r>
+        <w:t>không</w:t>
+      </w:r>
+      <w:proofErr w:type="spellEnd"/>
+      <w:r>
+        <w:t xml:space="preserve"> </w:t>
+      </w:r>
+      <w:proofErr w:type="spellStart"/>
+      <w:r>
+        <w:t>tìm</w:t>
+      </w:r>
+      <w:proofErr w:type="spellEnd"/>
+      <w:r>
+        <w:t xml:space="preserve"> </w:t>
+      </w:r>
+      <w:proofErr w:type="spellStart"/>
+      <w:r>
+        <w:t>thấy</w:t>
+      </w:r>
+      <w:proofErr w:type="spellEnd"/>
+      <w:r>
+        <w:t xml:space="preserve"> </w:t>
+      </w:r>
+      <w:proofErr w:type="spellStart"/>
+      <w:r>
+        <w:t>lịch</w:t>
+      </w:r>
+      <w:proofErr w:type="spellEnd"/>
+      <w:r>
+        <w:t xml:space="preserve"> </w:t>
+      </w:r>
+      <w:proofErr w:type="spellStart"/>
+      <w:r>
+        <w:t>hẹn</w:t>
+      </w:r>
+      <w:proofErr w:type="spellEnd"/>
+      <w:r>
+        <w:t xml:space="preserve"> </w:t>
+      </w:r>
+      <w:proofErr w:type="spellStart"/>
+      <w:r>
+        <w:t>tương</w:t>
+      </w:r>
+      <w:proofErr w:type="spellEnd"/>
+      <w:r>
+        <w:t xml:space="preserve"> </w:t>
+      </w:r>
+      <w:proofErr w:type="spellStart"/>
+      <w:r>
+        <w:t>ứng</w:t>
+      </w:r>
+      <w:proofErr w:type="spellEnd"/>
+      <w:r>
+        <w:t>.</w:t>
       </w:r>
     </w:p>
     <w:p>
@@ -320,8 +1256,69 @@
           <w:numId w:val="38"/>
         </w:numPr>
       </w:pPr>
-      <w:r>
-        <w:t>Hệ thống dừng quá trình hủy lịch hẹn.</w:t>
+      <w:proofErr w:type="spellStart"/>
+      <w:r>
+        <w:t>Hệ</w:t>
+      </w:r>
+      <w:proofErr w:type="spellEnd"/>
+      <w:r>
+        <w:t xml:space="preserve"> </w:t>
+      </w:r>
+      <w:proofErr w:type="spellStart"/>
+      <w:r>
+        <w:t>thống</w:t>
+      </w:r>
+      <w:proofErr w:type="spellEnd"/>
+      <w:r>
+        <w:t xml:space="preserve"> </w:t>
+      </w:r>
+      <w:proofErr w:type="spellStart"/>
+      <w:r>
+        <w:t>dừng</w:t>
+      </w:r>
+      <w:proofErr w:type="spellEnd"/>
+      <w:r>
+        <w:t xml:space="preserve"> </w:t>
+      </w:r>
+      <w:proofErr w:type="spellStart"/>
+      <w:r>
+        <w:t>quá</w:t>
+      </w:r>
+      <w:proofErr w:type="spellEnd"/>
+      <w:r>
+        <w:t xml:space="preserve"> </w:t>
+      </w:r>
+      <w:proofErr w:type="spellStart"/>
+      <w:r>
+        <w:t>trình</w:t>
+      </w:r>
+      <w:proofErr w:type="spellEnd"/>
+      <w:r>
+        <w:t xml:space="preserve"> </w:t>
+      </w:r>
+      <w:proofErr w:type="spellStart"/>
+      <w:r>
+        <w:t>hủy</w:t>
+      </w:r>
+      <w:proofErr w:type="spellEnd"/>
+      <w:r>
+        <w:t xml:space="preserve"> </w:t>
+      </w:r>
+      <w:proofErr w:type="spellStart"/>
+      <w:r>
+        <w:t>lịch</w:t>
+      </w:r>
+      <w:proofErr w:type="spellEnd"/>
+      <w:r>
+        <w:t xml:space="preserve"> </w:t>
+      </w:r>
+      <w:proofErr w:type="spellStart"/>
+      <w:r>
+        <w:t>hẹn</w:t>
+      </w:r>
+      <w:proofErr w:type="spellEnd"/>
+      <w:r>
+        <w:t>.</w:t>
       </w:r>
     </w:p>
     <w:p>
@@ -331,8 +1328,101 @@
           <w:numId w:val="38"/>
         </w:numPr>
       </w:pPr>
-      <w:r>
-        <w:t>Hệ thống trả về thông báo lỗi "Không tìm thấy lịch hẹn".</w:t>
+      <w:proofErr w:type="spellStart"/>
+      <w:r>
+        <w:t>Hệ</w:t>
+      </w:r>
+      <w:proofErr w:type="spellEnd"/>
+      <w:r>
+        <w:t xml:space="preserve"> </w:t>
+      </w:r>
+      <w:proofErr w:type="spellStart"/>
+      <w:r>
+        <w:t>thống</w:t>
+      </w:r>
+      <w:proofErr w:type="spellEnd"/>
+      <w:r>
+        <w:t xml:space="preserve"> </w:t>
+      </w:r>
+      <w:proofErr w:type="spellStart"/>
+      <w:r>
+        <w:t>trả</w:t>
+      </w:r>
+      <w:proofErr w:type="spellEnd"/>
+      <w:r>
+        <w:t xml:space="preserve"> </w:t>
+      </w:r>
+      <w:proofErr w:type="spellStart"/>
+      <w:r>
+        <w:t>về</w:t>
+      </w:r>
+      <w:proofErr w:type="spellEnd"/>
+      <w:r>
+        <w:t xml:space="preserve"> </w:t>
+      </w:r>
+      <w:proofErr w:type="spellStart"/>
+      <w:r>
+        <w:t>thông</w:t>
+      </w:r>
+      <w:proofErr w:type="spellEnd"/>
+      <w:r>
+        <w:t xml:space="preserve"> </w:t>
+      </w:r>
+      <w:proofErr w:type="spellStart"/>
+      <w:r>
+        <w:t>báo</w:t>
+      </w:r>
+      <w:proofErr w:type="spellEnd"/>
+      <w:r>
+        <w:t xml:space="preserve"> </w:t>
+      </w:r>
+      <w:proofErr w:type="spellStart"/>
+      <w:r>
+        <w:t>lỗi</w:t>
+      </w:r>
+      <w:proofErr w:type="spellEnd"/>
+      <w:r>
+        <w:t xml:space="preserve"> "</w:t>
+      </w:r>
+      <w:proofErr w:type="spellStart"/>
+      <w:r>
+        <w:t>Không</w:t>
+      </w:r>
+      <w:proofErr w:type="spellEnd"/>
+      <w:r>
+        <w:t xml:space="preserve"> </w:t>
+      </w:r>
+      <w:proofErr w:type="spellStart"/>
+      <w:r>
+        <w:t>tìm</w:t>
+      </w:r>
+      <w:proofErr w:type="spellEnd"/>
+      <w:r>
+        <w:t xml:space="preserve"> </w:t>
+      </w:r>
+      <w:proofErr w:type="spellStart"/>
+      <w:r>
+        <w:t>thấy</w:t>
+      </w:r>
+      <w:proofErr w:type="spellEnd"/>
+      <w:r>
+        <w:t xml:space="preserve"> </w:t>
+      </w:r>
+      <w:proofErr w:type="spellStart"/>
+      <w:r>
+        <w:t>lịch</w:t>
+      </w:r>
+      <w:proofErr w:type="spellEnd"/>
+      <w:r>
+        <w:t xml:space="preserve"> </w:t>
+      </w:r>
+      <w:proofErr w:type="spellStart"/>
+      <w:r>
+        <w:t>hẹn</w:t>
+      </w:r>
+      <w:proofErr w:type="spellEnd"/>
+      <w:r>
+        <w:t>".</w:t>
       </w:r>
     </w:p>
     <w:p>
@@ -341,9 +1431,51 @@
       </w:r>
     </w:p>
     <w:p>
-      <w:r>
-        <w:t>Ví dụ 1 — Đặt lịch thành công</w:t>
-      </w:r>
+      <w:proofErr w:type="spellStart"/>
+      <w:r>
+        <w:t>Ví</w:t>
+      </w:r>
+      <w:proofErr w:type="spellEnd"/>
+      <w:r>
+        <w:t xml:space="preserve"> </w:t>
+      </w:r>
+      <w:proofErr w:type="spellStart"/>
+      <w:r>
+        <w:t>dụ</w:t>
+      </w:r>
+      <w:proofErr w:type="spellEnd"/>
+      <w:r>
+        <w:t xml:space="preserve"> 1 — </w:t>
+      </w:r>
+      <w:proofErr w:type="spellStart"/>
+      <w:r>
+        <w:t>Đặt</w:t>
+      </w:r>
+      <w:proofErr w:type="spellEnd"/>
+      <w:r>
+        <w:t xml:space="preserve"> </w:t>
+      </w:r>
+      <w:proofErr w:type="spellStart"/>
+      <w:r>
+        <w:t>lịch</w:t>
+      </w:r>
+      <w:proofErr w:type="spellEnd"/>
+      <w:r>
+        <w:t xml:space="preserve"> </w:t>
+      </w:r>
+      <w:proofErr w:type="spellStart"/>
+      <w:r>
+        <w:t>thành</w:t>
+      </w:r>
+      <w:proofErr w:type="spellEnd"/>
+      <w:r>
+        <w:t xml:space="preserve"> </w:t>
+      </w:r>
+      <w:proofErr w:type="spellStart"/>
+      <w:r>
+        <w:t>công</w:t>
+      </w:r>
+      <w:proofErr w:type="spellEnd"/>
     </w:p>
     <w:p>
       <w:pPr>
@@ -352,8 +1484,21 @@
           <w:numId w:val="39"/>
         </w:numPr>
       </w:pPr>
-      <w:r>
-        <w:t>Trạng thái: THÀNH CÔNG</w:t>
+      <w:proofErr w:type="spellStart"/>
+      <w:r>
+        <w:t>Trạng</w:t>
+      </w:r>
+      <w:proofErr w:type="spellEnd"/>
+      <w:r>
+        <w:t xml:space="preserve"> </w:t>
+      </w:r>
+      <w:proofErr w:type="spellStart"/>
+      <w:r>
+        <w:t>thái</w:t>
+      </w:r>
+      <w:proofErr w:type="spellEnd"/>
+      <w:r>
+        <w:t>: THÀNH CÔNG</w:t>
       </w:r>
     </w:p>
     <w:p>
@@ -363,8 +1508,61 @@
           <w:numId w:val="39"/>
         </w:numPr>
       </w:pPr>
-      <w:r>
-        <w:t>Dữ liệu trả về: Mã lịch hẹn LH003, KTV Hùng, 10:00 - 11:00, 20/03/2026</w:t>
+      <w:proofErr w:type="spellStart"/>
+      <w:r>
+        <w:t>Dữ</w:t>
+      </w:r>
+      <w:proofErr w:type="spellEnd"/>
+      <w:r>
+        <w:t xml:space="preserve"> </w:t>
+      </w:r>
+      <w:proofErr w:type="spellStart"/>
+      <w:r>
+        <w:t>liệu</w:t>
+      </w:r>
+      <w:proofErr w:type="spellEnd"/>
+      <w:r>
+        <w:t xml:space="preserve"> </w:t>
+      </w:r>
+      <w:proofErr w:type="spellStart"/>
+      <w:r>
+        <w:t>trả</w:t>
+      </w:r>
+      <w:proofErr w:type="spellEnd"/>
+      <w:r>
+        <w:t xml:space="preserve"> </w:t>
+      </w:r>
+      <w:proofErr w:type="spellStart"/>
+      <w:r>
+        <w:t>về</w:t>
+      </w:r>
+      <w:proofErr w:type="spellEnd"/>
+      <w:r>
+        <w:t xml:space="preserve">: </w:t>
+      </w:r>
+      <w:proofErr w:type="spellStart"/>
+      <w:r>
+        <w:t>Mã</w:t>
+      </w:r>
+      <w:proofErr w:type="spellEnd"/>
+      <w:r>
+        <w:t xml:space="preserve"> </w:t>
+      </w:r>
+      <w:proofErr w:type="spellStart"/>
+      <w:r>
+        <w:t>lịch</w:t>
+      </w:r>
+      <w:proofErr w:type="spellEnd"/>
+      <w:r>
+        <w:t xml:space="preserve"> </w:t>
+      </w:r>
+      <w:proofErr w:type="spellStart"/>
+      <w:r>
+        <w:t>hẹn</w:t>
+      </w:r>
+      <w:proofErr w:type="spellEnd"/>
+      <w:r>
+        <w:t xml:space="preserve"> LH003, KTV Hùng, 10:00 - 11:00, 20/03/2026</w:t>
       </w:r>
     </w:p>
     <w:p>
@@ -375,13 +1573,79 @@
         </w:numPr>
       </w:pPr>
       <w:r>
-        <w:t>Thông báo lỗi:</w:t>
+        <w:t xml:space="preserve">Thông </w:t>
+      </w:r>
+      <w:proofErr w:type="spellStart"/>
+      <w:r>
+        <w:t>báo</w:t>
+      </w:r>
+      <w:proofErr w:type="spellEnd"/>
+      <w:r>
+        <w:t xml:space="preserve"> </w:t>
+      </w:r>
+      <w:proofErr w:type="spellStart"/>
+      <w:r>
+        <w:t>lỗi</w:t>
+      </w:r>
+      <w:proofErr w:type="spellEnd"/>
+      <w:r>
+        <w:t>:</w:t>
       </w:r>
     </w:p>
     <w:p>
-      <w:r>
-        <w:t>Ví dụ 2 — Đặt lịch bị từ chối</w:t>
-      </w:r>
+      <w:proofErr w:type="spellStart"/>
+      <w:r>
+        <w:t>Ví</w:t>
+      </w:r>
+      <w:proofErr w:type="spellEnd"/>
+      <w:r>
+        <w:t xml:space="preserve"> </w:t>
+      </w:r>
+      <w:proofErr w:type="spellStart"/>
+      <w:r>
+        <w:t>dụ</w:t>
+      </w:r>
+      <w:proofErr w:type="spellEnd"/>
+      <w:r>
+        <w:t xml:space="preserve"> 2 — </w:t>
+      </w:r>
+      <w:proofErr w:type="spellStart"/>
+      <w:r>
+        <w:t>Đặt</w:t>
+      </w:r>
+      <w:proofErr w:type="spellEnd"/>
+      <w:r>
+        <w:t xml:space="preserve"> </w:t>
+      </w:r>
+      <w:proofErr w:type="spellStart"/>
+      <w:r>
+        <w:t>lịch</w:t>
+      </w:r>
+      <w:proofErr w:type="spellEnd"/>
+      <w:r>
+        <w:t xml:space="preserve"> </w:t>
+      </w:r>
+      <w:proofErr w:type="spellStart"/>
+      <w:r>
+        <w:t>bị</w:t>
+      </w:r>
+      <w:proofErr w:type="spellEnd"/>
+      <w:r>
+        <w:t xml:space="preserve"> </w:t>
+      </w:r>
+      <w:proofErr w:type="spellStart"/>
+      <w:r>
+        <w:t>từ</w:t>
+      </w:r>
+      <w:proofErr w:type="spellEnd"/>
+      <w:r>
+        <w:t xml:space="preserve"> </w:t>
+      </w:r>
+      <w:proofErr w:type="spellStart"/>
+      <w:r>
+        <w:t>chối</w:t>
+      </w:r>
+      <w:proofErr w:type="spellEnd"/>
     </w:p>
     <w:p>
       <w:pPr>
@@ -390,8 +1654,21 @@
           <w:numId w:val="40"/>
         </w:numPr>
       </w:pPr>
-      <w:r>
-        <w:t>Trạng thái: TỪ CHỐI</w:t>
+      <w:proofErr w:type="spellStart"/>
+      <w:r>
+        <w:t>Trạng</w:t>
+      </w:r>
+      <w:proofErr w:type="spellEnd"/>
+      <w:r>
+        <w:t xml:space="preserve"> </w:t>
+      </w:r>
+      <w:proofErr w:type="spellStart"/>
+      <w:r>
+        <w:t>thái</w:t>
+      </w:r>
+      <w:proofErr w:type="spellEnd"/>
+      <w:r>
+        <w:t>: TỪ CHỐI</w:t>
       </w:r>
     </w:p>
     <w:p>
@@ -401,8 +1678,37 @@
           <w:numId w:val="40"/>
         </w:numPr>
       </w:pPr>
-      <w:r>
-        <w:t>Dữ liệu trả về:</w:t>
+      <w:proofErr w:type="spellStart"/>
+      <w:r>
+        <w:t>Dữ</w:t>
+      </w:r>
+      <w:proofErr w:type="spellEnd"/>
+      <w:r>
+        <w:t xml:space="preserve"> </w:t>
+      </w:r>
+      <w:proofErr w:type="spellStart"/>
+      <w:r>
+        <w:t>liệu</w:t>
+      </w:r>
+      <w:proofErr w:type="spellEnd"/>
+      <w:r>
+        <w:t xml:space="preserve"> </w:t>
+      </w:r>
+      <w:proofErr w:type="spellStart"/>
+      <w:r>
+        <w:t>trả</w:t>
+      </w:r>
+      <w:proofErr w:type="spellEnd"/>
+      <w:r>
+        <w:t xml:space="preserve"> </w:t>
+      </w:r>
+      <w:proofErr w:type="spellStart"/>
+      <w:r>
+        <w:t>về</w:t>
+      </w:r>
+      <w:proofErr w:type="spellEnd"/>
+      <w:r>
+        <w:t>:</w:t>
       </w:r>
     </w:p>
     <w:p>
@@ -413,8 +1719,69 @@
         </w:numPr>
       </w:pPr>
       <w:r>
-        <w:t>Thông báo lỗi: Trùng khung giờ kỹ thuật viên</w:t>
-      </w:r>
+        <w:t xml:space="preserve">Thông </w:t>
+      </w:r>
+      <w:proofErr w:type="spellStart"/>
+      <w:r>
+        <w:t>báo</w:t>
+      </w:r>
+      <w:proofErr w:type="spellEnd"/>
+      <w:r>
+        <w:t xml:space="preserve"> </w:t>
+      </w:r>
+      <w:proofErr w:type="spellStart"/>
+      <w:r>
+        <w:t>lỗi</w:t>
+      </w:r>
+      <w:proofErr w:type="spellEnd"/>
+      <w:r>
+        <w:t xml:space="preserve">: </w:t>
+      </w:r>
+      <w:proofErr w:type="spellStart"/>
+      <w:r>
+        <w:t>Trùng</w:t>
+      </w:r>
+      <w:proofErr w:type="spellEnd"/>
+      <w:r>
+        <w:t xml:space="preserve"> </w:t>
+      </w:r>
+      <w:proofErr w:type="spellStart"/>
+      <w:r>
+        <w:t>khung</w:t>
+      </w:r>
+      <w:proofErr w:type="spellEnd"/>
+      <w:r>
+        <w:t xml:space="preserve"> </w:t>
+      </w:r>
+      <w:proofErr w:type="spellStart"/>
+      <w:r>
+        <w:t>giờ</w:t>
+      </w:r>
+      <w:proofErr w:type="spellEnd"/>
+      <w:r>
+        <w:t xml:space="preserve"> </w:t>
+      </w:r>
+      <w:proofErr w:type="spellStart"/>
+      <w:r>
+        <w:t>kỹ</w:t>
+      </w:r>
+      <w:proofErr w:type="spellEnd"/>
+      <w:r>
+        <w:t xml:space="preserve"> </w:t>
+      </w:r>
+      <w:proofErr w:type="spellStart"/>
+      <w:r>
+        <w:t>thuật</w:t>
+      </w:r>
+      <w:proofErr w:type="spellEnd"/>
+      <w:r>
+        <w:t xml:space="preserve"> </w:t>
+      </w:r>
+      <w:proofErr w:type="spellStart"/>
+      <w:r>
+        <w:t>viên</w:t>
+      </w:r>
+      <w:proofErr w:type="spellEnd"/>
     </w:p>
     <w:p>
       <w:r>
